--- a/t03_s1.docx
+++ b/t03_s1.docx
@@ -3,2168 +3,1693 @@
 <w:document xmlns:wpc="http://schemas.microsoft.com/office/word/2010/wordprocessingCanvas" xmlns:mo="http://schemas.microsoft.com/office/mac/office/2008/main" xmlns:mc="http://schemas.openxmlformats.org/markup-compatibility/2006" xmlns:mv="urn:schemas-microsoft-com:mac:vml" xmlns:o="urn:schemas-microsoft-com:office:office" xmlns:r="http://schemas.openxmlformats.org/officeDocument/2006/relationships" xmlns:m="http://schemas.openxmlformats.org/officeDocument/2006/math" xmlns:v="urn:schemas-microsoft-com:vml" xmlns:wp14="http://schemas.microsoft.com/office/word/2010/wordprocessingDrawing" xmlns:wp="http://schemas.openxmlformats.org/drawingml/2006/wordprocessingDrawing" xmlns:w10="urn:schemas-microsoft-com:office:word" xmlns:w="http://schemas.openxmlformats.org/wordprocessingml/2006/main" xmlns:w14="http://schemas.microsoft.com/office/word/2010/wordml" xmlns:wpg="http://schemas.microsoft.com/office/word/2010/wordprocessingGroup" xmlns:wpi="http://schemas.microsoft.com/office/word/2010/wordprocessingInk" xmlns:wne="http://schemas.microsoft.com/office/word/2006/wordml" xmlns:wps="http://schemas.microsoft.com/office/word/2010/wordprocessingShape" mc:Ignorable="w14 wp14">
   <w:body>
     <w:p>
-      <w:pPr>
-        <w:spacing w:after="20" w:before="120"/>
-      </w:pPr>
-      <w:r>
-        <w:rPr>
-          <w:b/>
-          <w:sz w:val="22"/>
-        </w:rPr>
-        <w:t>Question: Which hormone decreased level can cause irregular bleeding in the menstrual cycle of a female in physiological conditions?</w:t>
-      </w:r>
-    </w:p>
-    <w:p>
-      <w:pPr>
-        <w:spacing w:after="0" w:before="0"/>
-      </w:pPr>
-      <w:r>
-        <w:rPr>
-          <w:b w:val="0"/>
-          <w:sz w:val="22"/>
-        </w:rPr>
-        <w:t>(a) FSH</w:t>
-      </w:r>
-    </w:p>
-    <w:p>
-      <w:pPr>
-        <w:spacing w:after="0" w:before="0"/>
-      </w:pPr>
-      <w:r>
-        <w:rPr>
-          <w:b w:val="0"/>
-          <w:sz w:val="22"/>
-        </w:rPr>
-        <w:t>(b) Progesterone</w:t>
-      </w:r>
-    </w:p>
-    <w:p>
-      <w:pPr>
-        <w:spacing w:after="0" w:before="0"/>
-      </w:pPr>
-      <w:r>
-        <w:rPr>
-          <w:b w:val="0"/>
-          <w:sz w:val="22"/>
-        </w:rPr>
-        <w:t>(c) Estrogen</w:t>
-      </w:r>
-    </w:p>
-    <w:p>
-      <w:pPr>
-        <w:spacing w:after="0" w:before="0"/>
-      </w:pPr>
-      <w:r>
-        <w:rPr>
-          <w:b w:val="0"/>
-          <w:sz w:val="22"/>
-        </w:rPr>
-        <w:t>(d) Thyroxin</w:t>
-      </w:r>
-    </w:p>
-    <w:p>
-      <w:pPr>
-        <w:spacing w:after="0" w:before="40"/>
-      </w:pPr>
-      <w:r>
-        <w:rPr>
-          <w:b/>
-          <w:sz w:val="22"/>
-        </w:rPr>
-        <w:t>Answer: b</w:t>
-      </w:r>
-    </w:p>
-    <w:p>
-      <w:pPr>
-        <w:spacing w:after="0" w:before="0"/>
-      </w:pPr>
-      <w:r>
-        <w:rPr>
-          <w:b w:val="0"/>
-          <w:sz w:val="21"/>
-        </w:rPr>
-        <w:t>Solution: Progesterone maintains the endometrium; a fall in its level (anovulatory cycles) causes irregular uterine bleeding.</w:t>
-      </w:r>
-    </w:p>
-    <w:p>
-      <w:pPr>
-        <w:spacing w:after="0" w:before="0"/>
-      </w:pPr>
-      <w:r>
-        <w:rPr>
-          <w:b w:val="0"/>
-          <w:sz w:val="20"/>
-        </w:rPr>
-        <w:t>Positive Marks: 1</w:t>
-      </w:r>
-    </w:p>
-    <w:p>
-      <w:pPr>
-        <w:spacing w:after="160" w:before="0"/>
-      </w:pPr>
-      <w:r>
-        <w:rPr>
-          <w:b w:val="0"/>
-          <w:sz w:val="20"/>
-        </w:rPr>
-        <w:t>Negative Marks: 0.25</w:t>
-      </w:r>
-    </w:p>
-    <w:p>
-      <w:pPr>
-        <w:spacing w:after="20" w:before="120"/>
-      </w:pPr>
-      <w:r>
-        <w:rPr>
-          <w:b/>
-          <w:sz w:val="22"/>
-        </w:rPr>
-        <w:t>Question: A patient receiving IV fluids for dehydration becomes restless; the IV catheter has slipped out of the vein and the fluid is leaking into the surrounding tissues, causing swelling. Which term best describes this occurrence?</w:t>
-      </w:r>
-    </w:p>
-    <w:p>
-      <w:pPr>
-        <w:spacing w:after="0" w:before="0"/>
-      </w:pPr>
-      <w:r>
-        <w:rPr>
-          <w:b w:val="0"/>
-          <w:sz w:val="22"/>
-        </w:rPr>
-        <w:t>(a) Infection</w:t>
-      </w:r>
-    </w:p>
-    <w:p>
-      <w:pPr>
-        <w:spacing w:after="0" w:before="0"/>
-      </w:pPr>
-      <w:r>
-        <w:rPr>
-          <w:b w:val="0"/>
-          <w:sz w:val="22"/>
-        </w:rPr>
-        <w:t>(b) Infiltration</w:t>
-      </w:r>
-    </w:p>
-    <w:p>
-      <w:pPr>
-        <w:spacing w:after="0" w:before="0"/>
-      </w:pPr>
-      <w:r>
-        <w:rPr>
-          <w:b w:val="0"/>
-          <w:sz w:val="22"/>
-        </w:rPr>
-        <w:t>(c) Fluid overload</w:t>
-      </w:r>
-    </w:p>
-    <w:p>
-      <w:pPr>
-        <w:spacing w:after="0" w:before="0"/>
-      </w:pPr>
-      <w:r>
-        <w:rPr>
-          <w:b w:val="0"/>
-          <w:sz w:val="22"/>
-        </w:rPr>
-        <w:t>(d) Extravasation</w:t>
-      </w:r>
-    </w:p>
-    <w:p>
-      <w:pPr>
-        <w:spacing w:after="0" w:before="40"/>
-      </w:pPr>
-      <w:r>
-        <w:rPr>
-          <w:b/>
-          <w:sz w:val="22"/>
-        </w:rPr>
-        <w:t>Answer: b</w:t>
-      </w:r>
-    </w:p>
-    <w:p>
-      <w:pPr>
-        <w:spacing w:after="0" w:before="0"/>
-      </w:pPr>
-      <w:r>
-        <w:rPr>
-          <w:b w:val="0"/>
-          <w:sz w:val="21"/>
-        </w:rPr>
-        <w:t>Solution: Swelling, coolness and continued pain at the IV site with infusion despite restlessness indicate infiltration of the cannula.</w:t>
-      </w:r>
-    </w:p>
-    <w:p>
-      <w:pPr>
-        <w:spacing w:after="0" w:before="0"/>
-      </w:pPr>
-      <w:r>
-        <w:rPr>
-          <w:b w:val="0"/>
-          <w:sz w:val="20"/>
-        </w:rPr>
-        <w:t>Positive Marks: 1</w:t>
-      </w:r>
-    </w:p>
-    <w:p>
-      <w:pPr>
-        <w:spacing w:after="160" w:before="0"/>
-      </w:pPr>
-      <w:r>
-        <w:rPr>
-          <w:b w:val="0"/>
-          <w:sz w:val="20"/>
-        </w:rPr>
-        <w:t>Negative Marks: 0.25</w:t>
-      </w:r>
-    </w:p>
-    <w:p>
-      <w:pPr>
-        <w:spacing w:after="20" w:before="120"/>
-      </w:pPr>
-      <w:r>
-        <w:rPr>
-          <w:b/>
-          <w:sz w:val="22"/>
-        </w:rPr>
-        <w:t>Question: A nurse should give the first dose of oxygen to a patient with chest pain at:</w:t>
-      </w:r>
-    </w:p>
-    <w:p>
-      <w:pPr>
-        <w:spacing w:after="0" w:before="0"/>
-      </w:pPr>
-      <w:r>
-        <w:rPr>
-          <w:b w:val="0"/>
-          <w:sz w:val="22"/>
-        </w:rPr>
-        <w:t>(a) No oxygen</w:t>
-      </w:r>
-    </w:p>
-    <w:p>
-      <w:pPr>
-        <w:spacing w:after="0" w:before="0"/>
-      </w:pPr>
-      <w:r>
-        <w:rPr>
-          <w:b w:val="0"/>
-          <w:sz w:val="22"/>
-        </w:rPr>
-        <w:t>(b) 1-2 L/min</w:t>
-      </w:r>
-    </w:p>
-    <w:p>
-      <w:pPr>
-        <w:spacing w:after="0" w:before="0"/>
-      </w:pPr>
-      <w:r>
-        <w:rPr>
-          <w:b w:val="0"/>
-          <w:sz w:val="22"/>
-        </w:rPr>
-        <w:t>(c) 4-6 L/min</w:t>
-      </w:r>
-    </w:p>
-    <w:p>
-      <w:pPr>
-        <w:spacing w:after="0" w:before="0"/>
-      </w:pPr>
-      <w:r>
-        <w:rPr>
-          <w:b w:val="0"/>
-          <w:sz w:val="22"/>
-        </w:rPr>
-        <w:t>(d) 10-15 L/min</w:t>
-      </w:r>
-    </w:p>
-    <w:p>
-      <w:pPr>
-        <w:spacing w:after="0" w:before="40"/>
-      </w:pPr>
-      <w:r>
-        <w:rPr>
-          <w:b/>
-          <w:sz w:val="22"/>
-        </w:rPr>
-        <w:t>Answer: c</w:t>
-      </w:r>
-    </w:p>
-    <w:p>
-      <w:pPr>
-        <w:spacing w:after="0" w:before="0"/>
-      </w:pPr>
-      <w:r>
-        <w:rPr>
-          <w:b w:val="0"/>
-          <w:sz w:val="21"/>
-        </w:rPr>
-        <w:t>Solution: In acute coronary syndrome, oxygen is given at 4-6 L/min if SpO2 is low or the patient is distressed.</w:t>
-      </w:r>
-    </w:p>
-    <w:p>
-      <w:pPr>
-        <w:spacing w:after="0" w:before="0"/>
-      </w:pPr>
-      <w:r>
-        <w:rPr>
-          <w:b w:val="0"/>
-          <w:sz w:val="20"/>
-        </w:rPr>
-        <w:t>Positive Marks: 1</w:t>
-      </w:r>
-    </w:p>
-    <w:p>
-      <w:pPr>
-        <w:spacing w:after="160" w:before="0"/>
-      </w:pPr>
-      <w:r>
-        <w:rPr>
-          <w:b w:val="0"/>
-          <w:sz w:val="20"/>
-        </w:rPr>
-        <w:t>Negative Marks: 0.25</w:t>
-      </w:r>
-    </w:p>
-    <w:p>
-      <w:pPr>
-        <w:spacing w:after="20" w:before="120"/>
-      </w:pPr>
-      <w:r>
-        <w:rPr>
-          <w:b/>
-          <w:sz w:val="22"/>
-        </w:rPr>
-        <w:t>Question: An older male patient receiving normal saline 0.9% through IV line complains of shortness of breath and palpitation. The assessment reveals that the central venous pressure (CVP) is 18 cm H2O. What would be the priority nursing intervention?</w:t>
-      </w:r>
-    </w:p>
-    <w:p>
-      <w:pPr>
-        <w:spacing w:after="0" w:before="0"/>
-      </w:pPr>
-      <w:r>
-        <w:rPr>
-          <w:b w:val="0"/>
-          <w:sz w:val="22"/>
-        </w:rPr>
-        <w:t>(a) Notify to the physician</w:t>
-      </w:r>
-    </w:p>
-    <w:p>
-      <w:pPr>
-        <w:spacing w:after="0" w:before="0"/>
-      </w:pPr>
-      <w:r>
-        <w:rPr>
-          <w:b w:val="0"/>
-          <w:sz w:val="22"/>
-        </w:rPr>
-        <w:t>(b) Increase the flow rate of IV fluid</w:t>
-      </w:r>
-    </w:p>
-    <w:p>
-      <w:pPr>
-        <w:spacing w:after="0" w:before="0"/>
-      </w:pPr>
-      <w:r>
-        <w:rPr>
-          <w:b w:val="0"/>
-          <w:sz w:val="22"/>
-        </w:rPr>
-        <w:t>(c) Discontinue the fluid</w:t>
-      </w:r>
-    </w:p>
-    <w:p>
-      <w:pPr>
-        <w:spacing w:after="0" w:before="0"/>
-      </w:pPr>
-      <w:r>
-        <w:rPr>
-          <w:b w:val="0"/>
-          <w:sz w:val="22"/>
-        </w:rPr>
-        <w:t>(d) Continue the IV fluid</w:t>
-      </w:r>
-    </w:p>
-    <w:p>
-      <w:pPr>
-        <w:spacing w:after="0" w:before="40"/>
-      </w:pPr>
-      <w:r>
-        <w:rPr>
-          <w:b/>
-          <w:sz w:val="22"/>
-        </w:rPr>
-        <w:t>Answer: a</w:t>
-      </w:r>
-    </w:p>
-    <w:p>
-      <w:pPr>
-        <w:spacing w:after="0" w:before="0"/>
-      </w:pPr>
-      <w:r>
-        <w:rPr>
-          <w:b w:val="0"/>
-          <w:sz w:val="21"/>
-        </w:rPr>
-        <w:t>Solution: Shortness of breath and an elevated CVP during an IV infusion indicate fluid overload; the nurse should stop/slow the infusion and notify the physician immediately.</w:t>
-      </w:r>
-    </w:p>
-    <w:p>
-      <w:pPr>
-        <w:spacing w:after="0" w:before="0"/>
-      </w:pPr>
-      <w:r>
-        <w:rPr>
-          <w:b w:val="0"/>
-          <w:sz w:val="20"/>
-        </w:rPr>
-        <w:t>Positive Marks: 1</w:t>
-      </w:r>
-    </w:p>
-    <w:p>
-      <w:pPr>
-        <w:spacing w:after="160" w:before="0"/>
-      </w:pPr>
-      <w:r>
-        <w:rPr>
-          <w:b w:val="0"/>
-          <w:sz w:val="20"/>
-        </w:rPr>
-        <w:t>Negative Marks: 0.25</w:t>
-      </w:r>
-    </w:p>
-    <w:p>
-      <w:pPr>
-        <w:spacing w:after="20" w:before="120"/>
-      </w:pPr>
-      <w:r>
-        <w:rPr>
-          <w:b/>
-          <w:sz w:val="22"/>
-        </w:rPr>
-        <w:t>Question: An asthma patient comes to emergency with complaints of wheezing and chest pain. What should be the flow rate of Oxygen for this patient?</w:t>
-      </w:r>
-    </w:p>
-    <w:p>
-      <w:pPr>
-        <w:spacing w:after="0" w:before="0"/>
-      </w:pPr>
-      <w:r>
-        <w:rPr>
-          <w:b w:val="0"/>
-          <w:sz w:val="22"/>
-        </w:rPr>
-        <w:t>(a) 5L/min</w:t>
-      </w:r>
-    </w:p>
-    <w:p>
-      <w:pPr>
-        <w:spacing w:after="0" w:before="0"/>
-      </w:pPr>
-      <w:r>
-        <w:rPr>
-          <w:b w:val="0"/>
-          <w:sz w:val="22"/>
-        </w:rPr>
-        <w:t>(b) 2L/min</w:t>
-      </w:r>
-    </w:p>
-    <w:p>
-      <w:pPr>
-        <w:spacing w:after="0" w:before="0"/>
-      </w:pPr>
-      <w:r>
-        <w:rPr>
-          <w:b w:val="0"/>
-          <w:sz w:val="22"/>
-        </w:rPr>
-        <w:t>(c) 10L/min</w:t>
-      </w:r>
-    </w:p>
-    <w:p>
-      <w:pPr>
-        <w:spacing w:after="0" w:before="0"/>
-      </w:pPr>
-      <w:r>
-        <w:rPr>
-          <w:b w:val="0"/>
-          <w:sz w:val="22"/>
-        </w:rPr>
-        <w:t>(d) 15 L/min</w:t>
-      </w:r>
-    </w:p>
-    <w:p>
-      <w:pPr>
-        <w:spacing w:after="0" w:before="40"/>
-      </w:pPr>
-      <w:r>
-        <w:rPr>
-          <w:b/>
-          <w:sz w:val="22"/>
-        </w:rPr>
-        <w:t>Answer: b</w:t>
-      </w:r>
-    </w:p>
-    <w:p>
-      <w:pPr>
-        <w:spacing w:after="0" w:before="0"/>
-      </w:pPr>
-      <w:r>
-        <w:rPr>
-          <w:b w:val="0"/>
-          <w:sz w:val="21"/>
-        </w:rPr>
-        <w:t>Solution: In an asthma attack with wheezing, initial oxygen is given at low flow (2 L/min) by nasal cannula, titrated to SpO2.</w:t>
-      </w:r>
-    </w:p>
-    <w:p>
-      <w:pPr>
-        <w:spacing w:after="0" w:before="0"/>
-      </w:pPr>
-      <w:r>
-        <w:rPr>
-          <w:b w:val="0"/>
-          <w:sz w:val="20"/>
-        </w:rPr>
-        <w:t>Positive Marks: 1</w:t>
-      </w:r>
-    </w:p>
-    <w:p>
-      <w:pPr>
-        <w:spacing w:after="160" w:before="0"/>
-      </w:pPr>
-      <w:r>
-        <w:rPr>
-          <w:b w:val="0"/>
-          <w:sz w:val="20"/>
-        </w:rPr>
-        <w:t>Negative Marks: 0.25</w:t>
-      </w:r>
-    </w:p>
-    <w:p>
-      <w:pPr>
-        <w:spacing w:after="20" w:before="120"/>
-      </w:pPr>
-      <w:r>
-        <w:rPr>
-          <w:b/>
-          <w:sz w:val="22"/>
-        </w:rPr>
-        <w:t>Question: Which method gives the most reliable confirmation that a nasogastric tube is correctly placed before feeding?</w:t>
-      </w:r>
-    </w:p>
-    <w:p>
-      <w:pPr>
-        <w:spacing w:after="0" w:before="0"/>
-      </w:pPr>
-      <w:r>
-        <w:rPr>
-          <w:b w:val="0"/>
-          <w:sz w:val="22"/>
-        </w:rPr>
-        <w:t>(a) Auscultating air over the epigastrium</w:t>
-      </w:r>
-    </w:p>
-    <w:p>
-      <w:pPr>
-        <w:spacing w:after="0" w:before="0"/>
-      </w:pPr>
-      <w:r>
-        <w:rPr>
-          <w:b w:val="0"/>
-          <w:sz w:val="22"/>
-        </w:rPr>
-        <w:t>(b) Checking the pH of gastric aspirate</w:t>
-      </w:r>
-    </w:p>
-    <w:p>
-      <w:pPr>
-        <w:spacing w:after="0" w:before="0"/>
-      </w:pPr>
-      <w:r>
-        <w:rPr>
-          <w:b w:val="0"/>
-          <w:sz w:val="22"/>
-        </w:rPr>
-        <w:t>(c) Observing the client swallow without coughing</w:t>
-      </w:r>
-    </w:p>
-    <w:p>
-      <w:pPr>
-        <w:spacing w:after="0" w:before="0"/>
-      </w:pPr>
-      <w:r>
-        <w:rPr>
-          <w:b w:val="0"/>
-          <w:sz w:val="22"/>
-        </w:rPr>
-        <w:t>(d) Radiographic (X-ray) confirmation</w:t>
-      </w:r>
-    </w:p>
-    <w:p>
-      <w:pPr>
-        <w:spacing w:after="0" w:before="40"/>
-      </w:pPr>
-      <w:r>
-        <w:rPr>
-          <w:b/>
-          <w:sz w:val="22"/>
-        </w:rPr>
-        <w:t>Answer: d</w:t>
-      </w:r>
-    </w:p>
-    <w:p>
-      <w:pPr>
-        <w:spacing w:after="0" w:before="0"/>
-      </w:pPr>
-      <w:r>
-        <w:rPr>
-          <w:b w:val="0"/>
-          <w:sz w:val="21"/>
-        </w:rPr>
-        <w:t>Solution: X-ray confirmation is the gold standard for NG tube placement; auscultation and pH are adjuncts but are not definitive, especially in high-risk clients.</w:t>
-      </w:r>
-    </w:p>
-    <w:p>
-      <w:pPr>
-        <w:spacing w:after="0" w:before="0"/>
-      </w:pPr>
-      <w:r>
-        <w:rPr>
-          <w:b w:val="0"/>
-          <w:sz w:val="20"/>
-        </w:rPr>
-        <w:t>Positive Marks: 1</w:t>
-      </w:r>
-    </w:p>
-    <w:p>
-      <w:pPr>
-        <w:spacing w:after="160" w:before="0"/>
-      </w:pPr>
-      <w:r>
-        <w:rPr>
-          <w:b w:val="0"/>
-          <w:sz w:val="20"/>
-        </w:rPr>
-        <w:t>Negative Marks: 0.25</w:t>
-      </w:r>
-    </w:p>
-    <w:p>
-      <w:pPr>
-        <w:spacing w:after="20" w:before="120"/>
-      </w:pPr>
-      <w:r>
-        <w:rPr>
-          <w:b/>
-          <w:sz w:val="22"/>
-        </w:rPr>
-        <w:t>Question: The best position for doing Lumbar puncture is?</w:t>
-      </w:r>
-    </w:p>
-    <w:p>
-      <w:pPr>
-        <w:spacing w:after="0" w:before="0"/>
-      </w:pPr>
-      <w:r>
-        <w:rPr>
-          <w:b w:val="0"/>
-          <w:sz w:val="22"/>
-        </w:rPr>
-        <w:t>(a) Prone position</w:t>
-      </w:r>
-    </w:p>
-    <w:p>
-      <w:pPr>
-        <w:spacing w:after="0" w:before="0"/>
-      </w:pPr>
-      <w:r>
-        <w:rPr>
-          <w:b w:val="0"/>
-          <w:sz w:val="22"/>
-        </w:rPr>
-        <w:t>(b) Left lateral</w:t>
-      </w:r>
-    </w:p>
-    <w:p>
-      <w:pPr>
-        <w:spacing w:after="0" w:before="0"/>
-      </w:pPr>
-      <w:r>
-        <w:rPr>
-          <w:b w:val="0"/>
-          <w:sz w:val="22"/>
-        </w:rPr>
-        <w:t>(c) Right lateral</w:t>
-      </w:r>
-    </w:p>
-    <w:p>
-      <w:pPr>
-        <w:spacing w:after="0" w:before="0"/>
-      </w:pPr>
-      <w:r>
-        <w:rPr>
-          <w:b w:val="0"/>
-          <w:sz w:val="22"/>
-        </w:rPr>
-        <w:t>(d) Fowler's position</w:t>
-      </w:r>
-    </w:p>
-    <w:p>
-      <w:pPr>
-        <w:spacing w:after="0" w:before="40"/>
-      </w:pPr>
-      <w:r>
-        <w:rPr>
-          <w:b/>
-          <w:sz w:val="22"/>
-        </w:rPr>
-        <w:t>Answer: b</w:t>
-      </w:r>
-    </w:p>
-    <w:p>
-      <w:pPr>
-        <w:spacing w:after="0" w:before="0"/>
-      </w:pPr>
-      <w:r>
-        <w:rPr>
-          <w:b w:val="0"/>
-          <w:sz w:val="21"/>
-        </w:rPr>
-        <w:t>Solution: The best position for lumbar puncture is the left lateral position with the knees flexed (fetal position).</w:t>
-      </w:r>
-    </w:p>
-    <w:p>
-      <w:pPr>
-        <w:spacing w:after="0" w:before="0"/>
-      </w:pPr>
-      <w:r>
-        <w:rPr>
-          <w:b w:val="0"/>
-          <w:sz w:val="20"/>
-        </w:rPr>
-        <w:t>Positive Marks: 1</w:t>
-      </w:r>
-    </w:p>
-    <w:p>
-      <w:pPr>
-        <w:spacing w:after="160" w:before="0"/>
-      </w:pPr>
-      <w:r>
-        <w:rPr>
-          <w:b w:val="0"/>
-          <w:sz w:val="20"/>
-        </w:rPr>
-        <w:t>Negative Marks: 0.25</w:t>
-      </w:r>
-    </w:p>
-    <w:p>
-      <w:pPr>
-        <w:spacing w:after="20" w:before="120"/>
-      </w:pPr>
-      <w:r>
-        <w:rPr>
-          <w:b/>
-          <w:sz w:val="22"/>
-        </w:rPr>
-        <w:t>Question: The assessment of acute malnutrition in childern is</w:t>
-      </w:r>
-    </w:p>
-    <w:p>
-      <w:pPr>
-        <w:spacing w:after="0" w:before="0"/>
-      </w:pPr>
-      <w:r>
-        <w:rPr>
-          <w:b w:val="0"/>
-          <w:sz w:val="22"/>
-        </w:rPr>
-        <w:t>(a) Height</w:t>
-      </w:r>
-    </w:p>
-    <w:p>
-      <w:pPr>
-        <w:spacing w:after="0" w:before="0"/>
-      </w:pPr>
-      <w:r>
-        <w:rPr>
-          <w:b w:val="0"/>
-          <w:sz w:val="22"/>
-        </w:rPr>
-        <w:t>(b) Weight</w:t>
-      </w:r>
-    </w:p>
-    <w:p>
-      <w:pPr>
-        <w:spacing w:after="0" w:before="0"/>
-      </w:pPr>
-      <w:r>
-        <w:rPr>
-          <w:b w:val="0"/>
-          <w:sz w:val="22"/>
-        </w:rPr>
-        <w:t>(c) Weight for Height</w:t>
-      </w:r>
-    </w:p>
-    <w:p>
-      <w:pPr>
-        <w:spacing w:after="0" w:before="0"/>
-      </w:pPr>
-      <w:r>
-        <w:rPr>
-          <w:b w:val="0"/>
-          <w:sz w:val="22"/>
-        </w:rPr>
-        <w:t>(d) BMI</w:t>
-      </w:r>
-    </w:p>
-    <w:p>
-      <w:pPr>
-        <w:spacing w:after="0" w:before="40"/>
-      </w:pPr>
-      <w:r>
-        <w:rPr>
-          <w:b/>
-          <w:sz w:val="22"/>
-        </w:rPr>
-        <w:t>Answer: c</w:t>
-      </w:r>
-    </w:p>
-    <w:p>
-      <w:pPr>
-        <w:spacing w:after="0" w:before="0"/>
-      </w:pPr>
-      <w:r>
-        <w:rPr>
-          <w:b w:val="0"/>
-          <w:sz w:val="21"/>
-        </w:rPr>
-        <w:t>Solution: The assessment of acute malnutrition in children is commonly done using weight for height measurements. Acute malnutrition refers to the rapid onset of nutritional deficiency and is characterized by wasting or a significant decrease in body weight. Weight for height is a commonly used anthropometric index to assess acute malnutrition in children. It compares the child's weight to their height and provides an indication of their nutritional status. Various growth charts, such as the World Health Organization (WHO) growth standards or Centers for Disease Control and Prevention (CDC) growth charts, can be used to determine the appropriate weight-for-height percentile and identify malnourished children who may require intervention.</w:t>
-      </w:r>
-    </w:p>
-    <w:p>
-      <w:pPr>
-        <w:spacing w:after="0" w:before="0"/>
-      </w:pPr>
-      <w:r>
-        <w:rPr>
-          <w:b w:val="0"/>
-          <w:sz w:val="20"/>
-        </w:rPr>
-        <w:t>Positive Marks: 1</w:t>
-      </w:r>
-    </w:p>
-    <w:p>
-      <w:pPr>
-        <w:spacing w:after="160" w:before="0"/>
-      </w:pPr>
-      <w:r>
-        <w:rPr>
-          <w:b w:val="0"/>
-          <w:sz w:val="20"/>
-        </w:rPr>
-        <w:t>Negative Marks: 0.25</w:t>
-      </w:r>
-    </w:p>
-    <w:p>
-      <w:pPr>
-        <w:spacing w:after="20" w:before="120"/>
-      </w:pPr>
-      <w:r>
-        <w:rPr>
-          <w:b/>
-          <w:sz w:val="22"/>
-        </w:rPr>
-        <w:t>Question: A burn patient with 30% TBSA burns in the first 24 hours should be monitored most closely for:</w:t>
-      </w:r>
-    </w:p>
-    <w:p>
-      <w:pPr>
-        <w:spacing w:after="0" w:before="0"/>
-      </w:pPr>
-      <w:r>
-        <w:rPr>
-          <w:b w:val="0"/>
-          <w:sz w:val="22"/>
-        </w:rPr>
-        <w:t>(a) Hypovolaemic shock</w:t>
-      </w:r>
-    </w:p>
-    <w:p>
-      <w:pPr>
-        <w:spacing w:after="0" w:before="0"/>
-      </w:pPr>
-      <w:r>
-        <w:rPr>
-          <w:b w:val="0"/>
-          <w:sz w:val="22"/>
-        </w:rPr>
-        <w:t>(b) Hyperglycemia</w:t>
-      </w:r>
-    </w:p>
-    <w:p>
-      <w:pPr>
-        <w:spacing w:after="0" w:before="0"/>
-      </w:pPr>
-      <w:r>
-        <w:rPr>
-          <w:b w:val="0"/>
-          <w:sz w:val="22"/>
-        </w:rPr>
-        <w:t>(c) Constipation</w:t>
-      </w:r>
-    </w:p>
-    <w:p>
-      <w:pPr>
-        <w:spacing w:after="0" w:before="0"/>
-      </w:pPr>
-      <w:r>
-        <w:rPr>
-          <w:b w:val="0"/>
-          <w:sz w:val="22"/>
-        </w:rPr>
-        <w:t>(d) Hyperkalemia only</w:t>
-      </w:r>
-    </w:p>
-    <w:p>
-      <w:pPr>
-        <w:spacing w:after="0" w:before="40"/>
-      </w:pPr>
-      <w:r>
-        <w:rPr>
-          <w:b/>
-          <w:sz w:val="22"/>
-        </w:rPr>
-        <w:t>Answer: a</w:t>
-      </w:r>
-    </w:p>
-    <w:p>
-      <w:pPr>
-        <w:spacing w:after="0" w:before="0"/>
-      </w:pPr>
-      <w:r>
-        <w:rPr>
-          <w:b w:val="0"/>
-          <w:sz w:val="21"/>
-        </w:rPr>
-        <w:t>Solution: Fluid shift from the intravascular compartment causes hypovolaemic shock in the first 24-48 hours after burns.</w:t>
-      </w:r>
-    </w:p>
-    <w:p>
-      <w:pPr>
-        <w:spacing w:after="0" w:before="0"/>
-      </w:pPr>
-      <w:r>
-        <w:rPr>
-          <w:b w:val="0"/>
-          <w:sz w:val="20"/>
-        </w:rPr>
-        <w:t>Positive Marks: 1</w:t>
-      </w:r>
-    </w:p>
-    <w:p>
-      <w:pPr>
-        <w:spacing w:after="160" w:before="0"/>
-      </w:pPr>
-      <w:r>
-        <w:rPr>
-          <w:b w:val="0"/>
-          <w:sz w:val="20"/>
-        </w:rPr>
-        <w:t>Negative Marks: 0.25</w:t>
-      </w:r>
-    </w:p>
-    <w:p>
-      <w:pPr>
-        <w:spacing w:after="20" w:before="120"/>
-      </w:pPr>
-      <w:r>
-        <w:rPr>
-          <w:b/>
-          <w:sz w:val="22"/>
-        </w:rPr>
-        <w:t>Question: A nurse uses DPT vaccine and found that vial has granules. What is the next nursing action?</w:t>
-      </w:r>
-    </w:p>
-    <w:p>
-      <w:pPr>
-        <w:spacing w:after="0" w:before="0"/>
-      </w:pPr>
-      <w:r>
-        <w:rPr>
-          <w:b w:val="0"/>
-          <w:sz w:val="22"/>
-        </w:rPr>
-        <w:t>(a) Shake vigorously</w:t>
-      </w:r>
-    </w:p>
-    <w:p>
-      <w:pPr>
-        <w:spacing w:after="0" w:before="0"/>
-      </w:pPr>
-      <w:r>
-        <w:rPr>
-          <w:b w:val="0"/>
-          <w:sz w:val="22"/>
-        </w:rPr>
-        <w:t>(b) Check after 15 min</w:t>
-      </w:r>
-    </w:p>
-    <w:p>
-      <w:pPr>
-        <w:spacing w:after="0" w:before="0"/>
-      </w:pPr>
-      <w:r>
-        <w:rPr>
-          <w:b w:val="0"/>
-          <w:sz w:val="22"/>
-        </w:rPr>
-        <w:t>(c) Discard the vial</w:t>
-      </w:r>
-    </w:p>
-    <w:p>
-      <w:pPr>
-        <w:spacing w:after="0" w:before="0"/>
-      </w:pPr>
-      <w:r>
-        <w:rPr>
-          <w:b w:val="0"/>
-          <w:sz w:val="22"/>
-        </w:rPr>
-        <w:t>(d) Keep using the vial</w:t>
-      </w:r>
-    </w:p>
-    <w:p>
-      <w:pPr>
-        <w:spacing w:after="0" w:before="40"/>
-      </w:pPr>
-      <w:r>
-        <w:rPr>
-          <w:b/>
-          <w:sz w:val="22"/>
-        </w:rPr>
-        <w:t>Answer: c</w:t>
-      </w:r>
-    </w:p>
-    <w:p>
-      <w:pPr>
-        <w:spacing w:after="0" w:before="0"/>
-      </w:pPr>
-      <w:r>
-        <w:rPr>
-          <w:b w:val="0"/>
-          <w:sz w:val="21"/>
-        </w:rPr>
-        <w:t>Solution: A DPT vial showing granules has lost potency and must be discarded.</w:t>
-      </w:r>
-    </w:p>
-    <w:p>
-      <w:pPr>
-        <w:spacing w:after="0" w:before="0"/>
-      </w:pPr>
-      <w:r>
-        <w:rPr>
-          <w:b w:val="0"/>
-          <w:sz w:val="20"/>
-        </w:rPr>
-        <w:t>Positive Marks: 1</w:t>
-      </w:r>
-    </w:p>
-    <w:p>
-      <w:pPr>
-        <w:spacing w:after="160" w:before="0"/>
-      </w:pPr>
-      <w:r>
-        <w:rPr>
-          <w:b w:val="0"/>
-          <w:sz w:val="20"/>
-        </w:rPr>
-        <w:t>Negative Marks: 0.25</w:t>
-      </w:r>
-    </w:p>
-    <w:p>
-      <w:pPr>
-        <w:spacing w:after="20" w:before="120"/>
-      </w:pPr>
-      <w:r>
-        <w:rPr>
-          <w:b/>
-          <w:sz w:val="22"/>
-        </w:rPr>
-        <w:t>Question: The most common site for measuring the pulse in an adult is:</w:t>
-      </w:r>
-    </w:p>
-    <w:p>
-      <w:pPr>
-        <w:spacing w:after="0" w:before="0"/>
-      </w:pPr>
-      <w:r>
-        <w:rPr>
-          <w:b w:val="0"/>
-          <w:sz w:val="22"/>
-        </w:rPr>
-        <w:t>(a) Brachial artery</w:t>
-      </w:r>
-    </w:p>
-    <w:p>
-      <w:pPr>
-        <w:spacing w:after="0" w:before="0"/>
-      </w:pPr>
-      <w:r>
-        <w:rPr>
-          <w:b w:val="0"/>
-          <w:sz w:val="22"/>
-        </w:rPr>
-        <w:t>(b) Radial artery</w:t>
-      </w:r>
-    </w:p>
-    <w:p>
-      <w:pPr>
-        <w:spacing w:after="0" w:before="0"/>
-      </w:pPr>
-      <w:r>
-        <w:rPr>
-          <w:b w:val="0"/>
-          <w:sz w:val="22"/>
-        </w:rPr>
-        <w:t>(c) Femoral artery</w:t>
-      </w:r>
-    </w:p>
-    <w:p>
-      <w:pPr>
-        <w:spacing w:after="0" w:before="0"/>
-      </w:pPr>
-      <w:r>
-        <w:rPr>
-          <w:b w:val="0"/>
-          <w:sz w:val="22"/>
-        </w:rPr>
-        <w:t>(d) Carotid artery</w:t>
-      </w:r>
-    </w:p>
-    <w:p>
-      <w:pPr>
-        <w:spacing w:after="0" w:before="40"/>
-      </w:pPr>
-      <w:r>
-        <w:rPr>
-          <w:b/>
-          <w:sz w:val="22"/>
-        </w:rPr>
-        <w:t>Answer: b</w:t>
-      </w:r>
-    </w:p>
-    <w:p>
-      <w:pPr>
-        <w:spacing w:after="0" w:before="0"/>
-      </w:pPr>
-      <w:r>
-        <w:rPr>
-          <w:b w:val="0"/>
-          <w:sz w:val="21"/>
-        </w:rPr>
-        <w:t>Solution: The radial artery at the wrist is the most commonly used site for taking the pulse.</w:t>
-      </w:r>
-    </w:p>
-    <w:p>
-      <w:pPr>
-        <w:spacing w:after="0" w:before="0"/>
-      </w:pPr>
-      <w:r>
-        <w:rPr>
-          <w:b w:val="0"/>
-          <w:sz w:val="20"/>
-        </w:rPr>
-        <w:t>Positive Marks: 1</w:t>
-      </w:r>
-    </w:p>
-    <w:p>
-      <w:pPr>
-        <w:spacing w:after="160" w:before="0"/>
-      </w:pPr>
-      <w:r>
-        <w:rPr>
-          <w:b w:val="0"/>
-          <w:sz w:val="20"/>
-        </w:rPr>
-        <w:t>Negative Marks: 0.25</w:t>
-      </w:r>
-    </w:p>
-    <w:p>
-      <w:pPr>
-        <w:spacing w:after="20" w:before="120"/>
-      </w:pPr>
-      <w:r>
-        <w:rPr>
-          <w:b/>
-          <w:sz w:val="22"/>
-        </w:rPr>
-        <w:t>Question: For a patient who has developed pernicious anemia after total gastrectomy surgery, which medication would be prescribed to prevent complications?</w:t>
-      </w:r>
-    </w:p>
-    <w:p>
-      <w:pPr>
-        <w:spacing w:after="0" w:before="0"/>
-      </w:pPr>
-      <w:r>
-        <w:rPr>
-          <w:b w:val="0"/>
-          <w:sz w:val="22"/>
-        </w:rPr>
-        <w:t>(a) Daily iron Supplements</w:t>
-      </w:r>
-    </w:p>
-    <w:p>
-      <w:pPr>
-        <w:spacing w:after="0" w:before="0"/>
-      </w:pPr>
-      <w:r>
-        <w:rPr>
-          <w:b w:val="0"/>
-          <w:sz w:val="22"/>
-        </w:rPr>
-        <w:t>(b) Folic acid</w:t>
-      </w:r>
-    </w:p>
-    <w:p>
-      <w:pPr>
-        <w:spacing w:after="0" w:before="0"/>
-      </w:pPr>
-      <w:r>
-        <w:rPr>
-          <w:b w:val="0"/>
-          <w:sz w:val="22"/>
-        </w:rPr>
-        <w:t>(c) Lifelong administration of Oral intrinsic factor</w:t>
-      </w:r>
-    </w:p>
-    <w:p>
-      <w:pPr>
-        <w:spacing w:after="0" w:before="0"/>
-      </w:pPr>
-      <w:r>
-        <w:rPr>
-          <w:b w:val="0"/>
-          <w:sz w:val="22"/>
-        </w:rPr>
-        <w:t>(d) Lifelong administration of Vit B12 injection for every month</w:t>
-      </w:r>
-    </w:p>
-    <w:p>
-      <w:pPr>
-        <w:spacing w:after="0" w:before="40"/>
-      </w:pPr>
-      <w:r>
-        <w:rPr>
-          <w:b/>
-          <w:sz w:val="22"/>
-        </w:rPr>
-        <w:t>Answer: d</w:t>
-      </w:r>
-    </w:p>
-    <w:p>
-      <w:pPr>
-        <w:spacing w:after="0" w:before="0"/>
-      </w:pPr>
-      <w:r>
-        <w:rPr>
-          <w:b w:val="0"/>
-          <w:sz w:val="21"/>
-        </w:rPr>
-        <w:t>Solution: For a patient who has developed pernicious anemia after total gastrectomy surgery, the medication that would be prescribed to prevent complications is lifelong administration of Vitamin B12 injections (option D). Pernicious anemia is caused by a deficiency of Vitamin B12 due to the inability to absorb it effectively. In cases where intrinsic factor, a protein produced by the stomach lining, is absent or insufficient, Vitamin B12 cannot be absorbed through the digestive system. Lifelong administration of Vitamin B12 injections is necessary to bypass the gastrointestinal absorption route and provide the patient with an adequate supply of Vitamin B12. This treatment prevents complications associated with Vitamin B12 deficiency, such as anemia and neurological problems.</w:t>
-      </w:r>
-    </w:p>
-    <w:p>
-      <w:pPr>
-        <w:spacing w:after="0" w:before="0"/>
-      </w:pPr>
-      <w:r>
-        <w:rPr>
-          <w:b w:val="0"/>
-          <w:sz w:val="20"/>
-        </w:rPr>
-        <w:t>Positive Marks: 1</w:t>
-      </w:r>
-    </w:p>
-    <w:p>
-      <w:pPr>
-        <w:spacing w:after="160" w:before="0"/>
-      </w:pPr>
-      <w:r>
-        <w:rPr>
-          <w:b w:val="0"/>
-          <w:sz w:val="20"/>
-        </w:rPr>
-        <w:t>Negative Marks: 0.25</w:t>
-      </w:r>
-    </w:p>
-    <w:p>
-      <w:pPr>
-        <w:spacing w:after="20" w:before="120"/>
-      </w:pPr>
-      <w:r>
-        <w:rPr>
-          <w:b/>
-          <w:sz w:val="22"/>
-        </w:rPr>
-        <w:t>Question: What are the benefits of kangaroo mother care?</w:t>
-      </w:r>
-    </w:p>
-    <w:p>
-      <w:pPr>
-        <w:spacing w:after="0" w:before="0"/>
-      </w:pPr>
-      <w:r>
-        <w:rPr>
-          <w:b w:val="0"/>
-          <w:sz w:val="22"/>
-        </w:rPr>
-        <w:t>(a) It maintains temperature.</w:t>
-      </w:r>
-    </w:p>
-    <w:p>
-      <w:pPr>
-        <w:spacing w:after="0" w:before="0"/>
-      </w:pPr>
-      <w:r>
-        <w:rPr>
-          <w:b w:val="0"/>
-          <w:sz w:val="22"/>
-        </w:rPr>
-        <w:t>(b) It is helpful in breast feeding.</w:t>
-      </w:r>
-    </w:p>
-    <w:p>
-      <w:pPr>
-        <w:spacing w:after="0" w:before="0"/>
-      </w:pPr>
-      <w:r>
-        <w:rPr>
-          <w:b w:val="0"/>
-          <w:sz w:val="22"/>
-        </w:rPr>
-        <w:t>(c) It increases the affinity between mother and baby.</w:t>
-      </w:r>
-    </w:p>
-    <w:p>
-      <w:pPr>
-        <w:spacing w:after="0" w:before="0"/>
-      </w:pPr>
-      <w:r>
-        <w:rPr>
-          <w:b w:val="0"/>
-          <w:sz w:val="22"/>
-        </w:rPr>
-        <w:t>(d) All of the above</w:t>
-      </w:r>
-    </w:p>
-    <w:p>
-      <w:pPr>
-        <w:spacing w:after="0" w:before="40"/>
-      </w:pPr>
-      <w:r>
-        <w:rPr>
-          <w:b/>
-          <w:sz w:val="22"/>
-        </w:rPr>
-        <w:t>Answer: d</w:t>
-      </w:r>
-    </w:p>
-    <w:p>
-      <w:pPr>
-        <w:spacing w:after="0" w:before="0"/>
-      </w:pPr>
-      <w:r>
-        <w:rPr>
-          <w:b w:val="0"/>
-          <w:sz w:val="21"/>
-        </w:rPr>
-        <w:t>Solution: Kangaroo mother care maintains temperature, promotes breastfeeding and strengthens mother-infant bonding - all of the above.</w:t>
-      </w:r>
-    </w:p>
-    <w:p>
-      <w:pPr>
-        <w:spacing w:after="0" w:before="0"/>
-      </w:pPr>
-      <w:r>
-        <w:rPr>
-          <w:b w:val="0"/>
-          <w:sz w:val="20"/>
-        </w:rPr>
-        <w:t>Positive Marks: 1</w:t>
-      </w:r>
-    </w:p>
-    <w:p>
-      <w:pPr>
-        <w:spacing w:after="160" w:before="0"/>
-      </w:pPr>
-      <w:r>
-        <w:rPr>
-          <w:b w:val="0"/>
-          <w:sz w:val="20"/>
-        </w:rPr>
-        <w:t>Negative Marks: 0.25</w:t>
-      </w:r>
-    </w:p>
-    <w:p>
-      <w:pPr>
-        <w:spacing w:after="20" w:before="120"/>
-      </w:pPr>
-      <w:r>
-        <w:rPr>
-          <w:b/>
-          <w:sz w:val="22"/>
-        </w:rPr>
-        <w:t>Question: Which of the following Immediate management to Restore BP and peripheral circulation in a client with multiple fracture and fluid loss would be</w:t>
-      </w:r>
-    </w:p>
-    <w:p>
-      <w:pPr>
-        <w:spacing w:after="0" w:before="0"/>
-      </w:pPr>
-      <w:r>
-        <w:rPr>
-          <w:b w:val="0"/>
-          <w:sz w:val="22"/>
-        </w:rPr>
-        <w:t>(a) Dextrose 5%</w:t>
-      </w:r>
-    </w:p>
-    <w:p>
-      <w:pPr>
-        <w:spacing w:after="0" w:before="0"/>
-      </w:pPr>
-      <w:r>
-        <w:rPr>
-          <w:b w:val="0"/>
-          <w:sz w:val="22"/>
-        </w:rPr>
-        <w:t>(b) Blood transfusion</w:t>
-      </w:r>
-    </w:p>
-    <w:p>
-      <w:pPr>
-        <w:spacing w:after="0" w:before="0"/>
-      </w:pPr>
-      <w:r>
-        <w:rPr>
-          <w:b w:val="0"/>
-          <w:sz w:val="22"/>
-        </w:rPr>
-        <w:t>(c) NS infusion</w:t>
-      </w:r>
-    </w:p>
-    <w:p>
-      <w:pPr>
-        <w:spacing w:after="0" w:before="0"/>
-      </w:pPr>
-      <w:r>
-        <w:rPr>
-          <w:b w:val="0"/>
-          <w:sz w:val="22"/>
-        </w:rPr>
-        <w:t>(d) RL Infusion</w:t>
-      </w:r>
-    </w:p>
-    <w:p>
-      <w:pPr>
-        <w:spacing w:after="0" w:before="40"/>
-      </w:pPr>
-      <w:r>
-        <w:rPr>
-          <w:b/>
-          <w:sz w:val="22"/>
-        </w:rPr>
-        <w:t>Answer: d</w:t>
-      </w:r>
-    </w:p>
-    <w:p>
-      <w:pPr>
-        <w:spacing w:after="0" w:before="0"/>
-      </w:pPr>
-      <w:r>
-        <w:rPr>
-          <w:b w:val="0"/>
-          <w:sz w:val="21"/>
-        </w:rPr>
-        <w:t>Solution: Ringer's lactate (RL) infusion is the immediate fluid to restore blood pressure and peripheral circulation in shock.</w:t>
-      </w:r>
-    </w:p>
-    <w:p>
-      <w:pPr>
-        <w:spacing w:after="0" w:before="0"/>
-      </w:pPr>
-      <w:r>
-        <w:rPr>
-          <w:b w:val="0"/>
-          <w:sz w:val="20"/>
-        </w:rPr>
-        <w:t>Positive Marks: 1</w:t>
-      </w:r>
-    </w:p>
-    <w:p>
-      <w:pPr>
-        <w:spacing w:after="160" w:before="0"/>
-      </w:pPr>
-      <w:r>
-        <w:rPr>
-          <w:b w:val="0"/>
-          <w:sz w:val="20"/>
-        </w:rPr>
-        <w:t>Negative Marks: 0.25</w:t>
-      </w:r>
-    </w:p>
-    <w:p>
-      <w:pPr>
-        <w:spacing w:after="20" w:before="120"/>
-      </w:pPr>
-      <w:r>
-        <w:rPr>
-          <w:b/>
-          <w:sz w:val="22"/>
-        </w:rPr>
-        <w:t>Question: Amphetamine used in ADHD for long term than cause ?</w:t>
-      </w:r>
-    </w:p>
-    <w:p>
-      <w:pPr>
-        <w:spacing w:after="0" w:before="0"/>
-      </w:pPr>
-      <w:r>
-        <w:rPr>
-          <w:b w:val="0"/>
-          <w:sz w:val="22"/>
-        </w:rPr>
-        <w:t>(a) Hypothermia</w:t>
-      </w:r>
-    </w:p>
-    <w:p>
-      <w:pPr>
-        <w:spacing w:after="0" w:before="0"/>
-      </w:pPr>
-      <w:r>
-        <w:rPr>
-          <w:b w:val="0"/>
-          <w:sz w:val="22"/>
-        </w:rPr>
-        <w:t>(b) confusion</w:t>
-      </w:r>
-    </w:p>
-    <w:p>
-      <w:pPr>
-        <w:spacing w:after="0" w:before="0"/>
-      </w:pPr>
-      <w:r>
-        <w:rPr>
-          <w:b w:val="0"/>
-          <w:sz w:val="22"/>
-        </w:rPr>
-        <w:t>(c) Increased appetite</w:t>
-      </w:r>
-    </w:p>
-    <w:p>
-      <w:pPr>
-        <w:spacing w:after="0" w:before="0"/>
-      </w:pPr>
-      <w:r>
-        <w:rPr>
-          <w:b w:val="0"/>
-          <w:sz w:val="22"/>
-        </w:rPr>
-        <w:t>(d) Mania</w:t>
-      </w:r>
-    </w:p>
-    <w:p>
-      <w:pPr>
-        <w:spacing w:after="0" w:before="40"/>
-      </w:pPr>
-      <w:r>
-        <w:rPr>
-          <w:b/>
-          <w:sz w:val="22"/>
-        </w:rPr>
-        <w:t>Answer: b</w:t>
-      </w:r>
-    </w:p>
-    <w:p>
-      <w:pPr>
-        <w:spacing w:after="0" w:before="0"/>
-      </w:pPr>
-      <w:r>
-        <w:rPr>
-          <w:b w:val="0"/>
-          <w:sz w:val="21"/>
-        </w:rPr>
-        <w:t>Solution: Long-term amphetamine use can cause confusion, agitation and psychotic symptoms; appetite is decreased and body temperature may rise.</w:t>
-      </w:r>
-    </w:p>
-    <w:p>
-      <w:pPr>
-        <w:spacing w:after="0" w:before="0"/>
-      </w:pPr>
-      <w:r>
-        <w:rPr>
-          <w:b w:val="0"/>
-          <w:sz w:val="20"/>
-        </w:rPr>
-        <w:t>Positive Marks: 1</w:t>
-      </w:r>
-    </w:p>
-    <w:p>
-      <w:pPr>
-        <w:spacing w:after="160" w:before="0"/>
-      </w:pPr>
-      <w:r>
-        <w:rPr>
-          <w:b w:val="0"/>
-          <w:sz w:val="20"/>
-        </w:rPr>
-        <w:t>Negative Marks: 0.25</w:t>
-      </w:r>
-    </w:p>
-    <w:p>
-      <w:pPr>
-        <w:spacing w:after="20" w:before="120"/>
-      </w:pPr>
-      <w:r>
-        <w:rPr>
-          <w:b/>
-          <w:sz w:val="22"/>
-        </w:rPr>
-        <w:t>Question: A client in the immediate postoperative period after thyroidectomy develops stridor. Which condition does this indicate and what is the priority?</w:t>
-      </w:r>
-    </w:p>
-    <w:p>
-      <w:pPr>
-        <w:spacing w:after="0" w:before="0"/>
-      </w:pPr>
-      <w:r>
-        <w:rPr>
-          <w:b w:val="0"/>
-          <w:sz w:val="22"/>
-        </w:rPr>
-        <w:t>(a) Laryngeal edema with airway obstruction - prepare for emergency airway management</w:t>
-      </w:r>
-    </w:p>
-    <w:p>
-      <w:pPr>
-        <w:spacing w:after="0" w:before="0"/>
-      </w:pPr>
-      <w:r>
-        <w:rPr>
-          <w:b w:val="0"/>
-          <w:sz w:val="22"/>
-        </w:rPr>
-        <w:t>(b) Recurrent laryngeal nerve injury - reassure the client</w:t>
-      </w:r>
-    </w:p>
-    <w:p>
-      <w:pPr>
-        <w:spacing w:after="0" w:before="0"/>
-      </w:pPr>
-      <w:r>
-        <w:rPr>
-          <w:b w:val="0"/>
-          <w:sz w:val="22"/>
-        </w:rPr>
-        <w:t>(c) Normal postoperative hoarseness - continue to observe</w:t>
-      </w:r>
-    </w:p>
-    <w:p>
-      <w:pPr>
-        <w:spacing w:after="0" w:before="0"/>
-      </w:pPr>
-      <w:r>
-        <w:rPr>
-          <w:b w:val="0"/>
-          <w:sz w:val="22"/>
-        </w:rPr>
-        <w:t>(d) Hypocalcemia - check calcium level</w:t>
-      </w:r>
-    </w:p>
-    <w:p>
-      <w:pPr>
-        <w:spacing w:after="0" w:before="40"/>
-      </w:pPr>
-      <w:r>
-        <w:rPr>
-          <w:b/>
-          <w:sz w:val="22"/>
-        </w:rPr>
-        <w:t>Answer: a</w:t>
-      </w:r>
-    </w:p>
-    <w:p>
-      <w:pPr>
-        <w:spacing w:after="0" w:before="0"/>
-      </w:pPr>
-      <w:r>
-        <w:rPr>
-          <w:b w:val="0"/>
-          <w:sz w:val="21"/>
-        </w:rPr>
-        <w:t>Solution: Stridor is inspiratory crowing from laryngeal edema/obstruction; it is an emergency requiring immediate airway management (oxygen, and possible tracheostomy).</w:t>
-      </w:r>
-    </w:p>
-    <w:p>
-      <w:pPr>
-        <w:spacing w:after="0" w:before="0"/>
-      </w:pPr>
-      <w:r>
-        <w:rPr>
-          <w:b w:val="0"/>
-          <w:sz w:val="20"/>
-        </w:rPr>
-        <w:t>Positive Marks: 1</w:t>
-      </w:r>
-    </w:p>
-    <w:p>
-      <w:pPr>
-        <w:spacing w:after="160" w:before="0"/>
-      </w:pPr>
-      <w:r>
-        <w:rPr>
-          <w:b w:val="0"/>
-          <w:sz w:val="20"/>
-        </w:rPr>
-        <w:t>Negative Marks: 0.25</w:t>
-      </w:r>
-    </w:p>
-    <w:p>
-      <w:pPr>
-        <w:spacing w:after="20" w:before="120"/>
-      </w:pPr>
-      <w:r>
-        <w:rPr>
-          <w:b/>
-          <w:sz w:val="22"/>
-        </w:rPr>
-        <w:t>Question: The most appropriate nursing intervention for a patient with epistaxis is:</w:t>
-      </w:r>
-    </w:p>
-    <w:p>
-      <w:pPr>
-        <w:spacing w:after="0" w:before="0"/>
-      </w:pPr>
-      <w:r>
-        <w:rPr>
-          <w:b w:val="0"/>
-          <w:sz w:val="22"/>
-        </w:rPr>
-        <w:t>(a) Insert a cotton plug in the ear</w:t>
-      </w:r>
-    </w:p>
-    <w:p>
-      <w:pPr>
-        <w:spacing w:after="0" w:before="0"/>
-      </w:pPr>
-      <w:r>
-        <w:rPr>
-          <w:b w:val="0"/>
-          <w:sz w:val="22"/>
-        </w:rPr>
-        <w:t>(b) Pinch the nostrils and lean forward</w:t>
-      </w:r>
-    </w:p>
-    <w:p>
-      <w:pPr>
-        <w:spacing w:after="0" w:before="0"/>
-      </w:pPr>
-      <w:r>
-        <w:rPr>
-          <w:b w:val="0"/>
-          <w:sz w:val="22"/>
-        </w:rPr>
-        <w:t>(c) Tilt the head backwards</w:t>
-      </w:r>
-    </w:p>
-    <w:p>
-      <w:pPr>
-        <w:spacing w:after="0" w:before="0"/>
-      </w:pPr>
-      <w:r>
-        <w:rPr>
-          <w:b w:val="0"/>
-          <w:sz w:val="22"/>
-        </w:rPr>
-        <w:t>(d) Apply cold pack to the feet</w:t>
-      </w:r>
-    </w:p>
-    <w:p>
-      <w:pPr>
-        <w:spacing w:after="0" w:before="40"/>
-      </w:pPr>
-      <w:r>
-        <w:rPr>
-          <w:b/>
-          <w:sz w:val="22"/>
-        </w:rPr>
-        <w:t>Answer: b</w:t>
-      </w:r>
-    </w:p>
-    <w:p>
-      <w:pPr>
-        <w:spacing w:after="0" w:before="0"/>
-      </w:pPr>
-      <w:r>
-        <w:rPr>
-          <w:b w:val="0"/>
-          <w:sz w:val="21"/>
-        </w:rPr>
-        <w:t>Solution: For epistaxis, pinch the soft part of the nostrils, lean forward and breathe through the mouth; do not tilt the head back.</w:t>
-      </w:r>
-    </w:p>
-    <w:p>
-      <w:pPr>
-        <w:spacing w:after="0" w:before="0"/>
-      </w:pPr>
-      <w:r>
-        <w:rPr>
-          <w:b w:val="0"/>
-          <w:sz w:val="20"/>
-        </w:rPr>
-        <w:t>Positive Marks: 1</w:t>
-      </w:r>
-    </w:p>
-    <w:p>
-      <w:pPr>
-        <w:spacing w:after="160" w:before="0"/>
-      </w:pPr>
-      <w:r>
-        <w:rPr>
-          <w:b w:val="0"/>
-          <w:sz w:val="20"/>
-        </w:rPr>
-        <w:t>Negative Marks: 0.25</w:t>
-      </w:r>
-    </w:p>
-    <w:p>
-      <w:pPr>
-        <w:spacing w:after="20" w:before="120"/>
-      </w:pPr>
-      <w:r>
-        <w:rPr>
-          <w:b/>
-          <w:sz w:val="22"/>
-        </w:rPr>
-        <w:t>Question: A client's cardiac monitor shows new-onset atrial fibrillation with a ventricular rate of 150 beats/min. Which assessment is the nurse's priority?</w:t>
-      </w:r>
-    </w:p>
-    <w:p>
-      <w:pPr>
-        <w:spacing w:after="0" w:before="0"/>
-      </w:pPr>
-      <w:r>
-        <w:rPr>
-          <w:b w:val="0"/>
-          <w:sz w:val="22"/>
-        </w:rPr>
-        <w:t>(a) Deep tendon reflexes</w:t>
-      </w:r>
-    </w:p>
-    <w:p>
-      <w:pPr>
-        <w:spacing w:after="0" w:before="0"/>
-      </w:pPr>
-      <w:r>
-        <w:rPr>
-          <w:b w:val="0"/>
-          <w:sz w:val="22"/>
-        </w:rPr>
-        <w:t>(b) Peripheral pulses and skin color</w:t>
-      </w:r>
-    </w:p>
-    <w:p>
-      <w:pPr>
-        <w:spacing w:after="0" w:before="0"/>
-      </w:pPr>
-      <w:r>
-        <w:rPr>
-          <w:b w:val="0"/>
-          <w:sz w:val="22"/>
-        </w:rPr>
-        <w:t>(c) Level of consciousness and blood pressure</w:t>
-      </w:r>
-    </w:p>
-    <w:p>
-      <w:pPr>
-        <w:spacing w:after="0" w:before="0"/>
-      </w:pPr>
-      <w:r>
-        <w:rPr>
-          <w:b w:val="0"/>
-          <w:sz w:val="22"/>
-        </w:rPr>
-        <w:t>(d) Hourly urine output</w:t>
-      </w:r>
-    </w:p>
-    <w:p>
-      <w:pPr>
-        <w:spacing w:after="0" w:before="40"/>
-      </w:pPr>
-      <w:r>
-        <w:rPr>
-          <w:b/>
-          <w:sz w:val="22"/>
-        </w:rPr>
-        <w:t>Answer: c</w:t>
-      </w:r>
-    </w:p>
-    <w:p>
-      <w:pPr>
-        <w:spacing w:after="0" w:before="0"/>
-      </w:pPr>
-      <w:r>
-        <w:rPr>
-          <w:b w:val="0"/>
-          <w:sz w:val="21"/>
-        </w:rPr>
-        <w:t>Solution: Rapid atrial fibrillation can cause hemodynamic compromise; the priority is to evaluate cerebral perfusion (level of consciousness) and blood pressure for instability.</w:t>
-      </w:r>
-    </w:p>
-    <w:p>
-      <w:pPr>
-        <w:spacing w:after="0" w:before="0"/>
-      </w:pPr>
-      <w:r>
-        <w:rPr>
-          <w:b w:val="0"/>
-          <w:sz w:val="20"/>
-        </w:rPr>
-        <w:t>Positive Marks: 1</w:t>
-      </w:r>
-    </w:p>
-    <w:p>
-      <w:pPr>
-        <w:spacing w:after="160" w:before="0"/>
-      </w:pPr>
-      <w:r>
-        <w:rPr>
-          <w:b w:val="0"/>
-          <w:sz w:val="20"/>
-        </w:rPr>
-        <w:t>Negative Marks: 0.25</w:t>
-      </w:r>
-    </w:p>
-    <w:p>
-      <w:pPr>
-        <w:spacing w:after="20" w:before="120"/>
-      </w:pPr>
-      <w:r>
-        <w:rPr>
-          <w:b/>
-          <w:sz w:val="22"/>
-        </w:rPr>
-        <w:t>Question: What is the recommended age to start introducing complementary foods to an infant?</w:t>
-      </w:r>
-    </w:p>
-    <w:p>
-      <w:pPr>
-        <w:spacing w:after="0" w:before="0"/>
-      </w:pPr>
-      <w:r>
-        <w:rPr>
-          <w:b w:val="0"/>
-          <w:sz w:val="22"/>
-        </w:rPr>
-        <w:t>(a) 9 months</w:t>
-      </w:r>
-    </w:p>
-    <w:p>
-      <w:pPr>
-        <w:spacing w:after="0" w:before="0"/>
-      </w:pPr>
-      <w:r>
-        <w:rPr>
-          <w:b w:val="0"/>
-          <w:sz w:val="22"/>
-        </w:rPr>
-        <w:t>(b) 3 months</w:t>
-      </w:r>
-    </w:p>
-    <w:p>
-      <w:pPr>
-        <w:spacing w:after="0" w:before="0"/>
-      </w:pPr>
-      <w:r>
-        <w:rPr>
-          <w:b w:val="0"/>
-          <w:sz w:val="22"/>
-        </w:rPr>
-        <w:t>(c) 6 months</w:t>
-      </w:r>
-    </w:p>
-    <w:p>
-      <w:pPr>
-        <w:spacing w:after="0" w:before="0"/>
-      </w:pPr>
-      <w:r>
-        <w:rPr>
-          <w:b w:val="0"/>
-          <w:sz w:val="22"/>
-        </w:rPr>
-        <w:t>(d) 12 months</w:t>
-      </w:r>
-    </w:p>
-    <w:p>
-      <w:pPr>
-        <w:spacing w:after="0" w:before="40"/>
-      </w:pPr>
-      <w:r>
-        <w:rPr>
-          <w:b/>
-          <w:sz w:val="22"/>
-        </w:rPr>
-        <w:t>Answer: c</w:t>
-      </w:r>
-    </w:p>
-    <w:p>
-      <w:pPr>
-        <w:spacing w:after="0" w:before="0"/>
-      </w:pPr>
-      <w:r>
-        <w:rPr>
-          <w:b w:val="0"/>
-          <w:sz w:val="21"/>
-        </w:rPr>
-        <w:t>Solution: The recommended age to start introducing complementary foods to an infant is 6 months. Complementary foods refer to any solid or semi-solid foods introduced to the infant's diet in addition to breast milk or formula. At the age of 6 months, infants require additional nutrients that cannot be provided by breast milk or formula alone. The complementary foods should be introduced gradually, starting with small amounts and single-ingredient foods to assess any allergic reactions. The complementary foods should be soft and mashed to avoid choking hazards, and the baby should be seated upright while feeding (Perry, A. G., Potter, P. A., Ostendorf, W., &amp; Hall, A. M. (2017). Clinical nursing skills &amp; techniques. Elsevier Health Sciences. ).</w:t>
-      </w:r>
-    </w:p>
-    <w:p>
-      <w:pPr>
-        <w:spacing w:after="0" w:before="0"/>
-      </w:pPr>
-      <w:r>
-        <w:rPr>
-          <w:b w:val="0"/>
-          <w:sz w:val="20"/>
-        </w:rPr>
-        <w:t>Positive Marks: 1</w:t>
-      </w:r>
-    </w:p>
-    <w:p>
-      <w:pPr>
-        <w:spacing w:after="160" w:before="0"/>
-      </w:pPr>
-      <w:r>
-        <w:rPr>
-          <w:b w:val="0"/>
-          <w:sz w:val="20"/>
-        </w:rPr>
-        <w:t>Negative Marks: 0.25</w:t>
-      </w:r>
-    </w:p>
-    <w:p>
-      <w:pPr>
-        <w:spacing w:after="20" w:before="120"/>
-      </w:pPr>
-      <w:r>
-        <w:rPr>
-          <w:b/>
-          <w:sz w:val="22"/>
-        </w:rPr>
-        <w:t>Question: A nurse is going to start the peritoneal dialysis. Which is a first priority action of the nurse?</w:t>
-      </w:r>
-    </w:p>
-    <w:p>
-      <w:pPr>
-        <w:spacing w:after="0" w:before="0"/>
-      </w:pPr>
-      <w:r>
-        <w:rPr>
-          <w:b w:val="0"/>
-          <w:sz w:val="22"/>
-        </w:rPr>
-        <w:t>(a) Apply Foley`s catheter</w:t>
-      </w:r>
-    </w:p>
-    <w:p>
-      <w:pPr>
-        <w:spacing w:after="0" w:before="0"/>
-      </w:pPr>
-      <w:r>
-        <w:rPr>
-          <w:b w:val="0"/>
-          <w:sz w:val="22"/>
-        </w:rPr>
-        <w:t>(b) Auscultate and palpate for bruit and thrill</w:t>
-      </w:r>
-    </w:p>
-    <w:p>
-      <w:pPr>
-        <w:spacing w:after="0" w:before="0"/>
-      </w:pPr>
-      <w:r>
-        <w:rPr>
-          <w:b w:val="0"/>
-          <w:sz w:val="22"/>
-        </w:rPr>
-        <w:t>(c) Warm the dialysate solution</w:t>
-      </w:r>
-    </w:p>
-    <w:p>
-      <w:pPr>
-        <w:spacing w:after="0" w:before="0"/>
-      </w:pPr>
-      <w:r>
-        <w:rPr>
-          <w:b w:val="0"/>
-          <w:sz w:val="22"/>
-        </w:rPr>
-        <w:t>(d) Place the client in left side lying position</w:t>
-      </w:r>
-    </w:p>
-    <w:p>
-      <w:pPr>
-        <w:spacing w:after="0" w:before="40"/>
-      </w:pPr>
-      <w:r>
-        <w:rPr>
-          <w:b/>
-          <w:sz w:val="22"/>
-        </w:rPr>
-        <w:t>Answer: c</w:t>
-      </w:r>
-    </w:p>
-    <w:p>
-      <w:pPr>
-        <w:spacing w:after="0" w:before="0"/>
-      </w:pPr>
-      <w:r>
-        <w:rPr>
-          <w:b w:val="0"/>
-          <w:sz w:val="21"/>
-        </w:rPr>
-        <w:t>Solution: The peritoneal cavity is very sensitive to temperature, and using cold dialysate can cause discomfort and pain during the procedure. Warming the dialysate to body temperature (around 37°C or 98.6°F) before use helps to prevent this discomfort and improve the effectiveness of the dialysis. In addition, warming the dialysate can help to increase the flow of fluid into and out of the peritoneal cavity, which can improve the efficiency of the dialysis process.</w:t>
-      </w:r>
-    </w:p>
-    <w:p>
-      <w:pPr>
-        <w:spacing w:after="0" w:before="0"/>
-      </w:pPr>
-      <w:r>
-        <w:rPr>
-          <w:b w:val="0"/>
-          <w:sz w:val="20"/>
-        </w:rPr>
-        <w:t>Positive Marks: 1</w:t>
-      </w:r>
-    </w:p>
-    <w:p>
-      <w:pPr>
-        <w:spacing w:after="160" w:before="0"/>
-      </w:pPr>
-      <w:r>
-        <w:rPr>
-          <w:b w:val="0"/>
-          <w:sz w:val="20"/>
-        </w:rPr>
-        <w:t>Negative Marks: 0.25</w:t>
+      <w:r>
+        <w:t xml:space="preserve">Question: The normal total white blood cell (WBC) count in an adult is</w:t>
+      </w:r>
+    </w:p>
+    <w:p>
+      <w:r>
+        <w:t xml:space="preserve">(a) 4,000-11,000 per cubic mm</w:t>
+      </w:r>
+    </w:p>
+    <w:p>
+      <w:r>
+        <w:t xml:space="preserve">(b) 100,000-200,000 per cubic mm</w:t>
+      </w:r>
+    </w:p>
+    <w:p>
+      <w:r>
+        <w:t xml:space="preserve">(c) 1,000-2,000 per cubic mm</w:t>
+      </w:r>
+    </w:p>
+    <w:p>
+      <w:r>
+        <w:t xml:space="preserve">(d) 50,000-60,000 per cubic mm</w:t>
+      </w:r>
+    </w:p>
+    <w:p>
+      <w:r>
+        <w:t xml:space="preserve">Answer: a</w:t>
+      </w:r>
+    </w:p>
+    <w:p>
+      <w:r>
+        <w:t xml:space="preserve">Solution: ✅ Correct Answer: a</w:t>
+      </w:r>
+    </w:p>
+    <w:p>
+      <w:r>
+        <w:t xml:space="preserve">🧠 Clinical Rationale: The normal adult WBC count is 4,000-11,000/mm³ — the body's defence force. Elevated counts suggest infection or inflammation; low counts suggest marrow suppression or viral illness.</w:t>
+      </w:r>
+    </w:p>
+    <w:p>
+      <w:r>
+        <w:t xml:space="preserve">❌ Why Not Other Options?</w:t>
+      </w:r>
+    </w:p>
+    <w:p>
+      <w:r>
+        <w:t xml:space="preserve">(b) — 100,000-200,000/mm³ is leukemia-range, not normal.</w:t>
+      </w:r>
+    </w:p>
+    <w:p>
+      <w:r>
+        <w:t xml:space="preserve">(c) — 1,000-2,000/mm³ is dangerously low (leucopenia).</w:t>
+      </w:r>
+    </w:p>
+    <w:p>
+      <w:r>
+        <w:t xml:space="preserve">(d) — 50,000-60,000/mm³ is markedly elevated, seen in leukemoid reactions.</w:t>
+      </w:r>
+    </w:p>
+    <w:p>
+      <w:r>
+        <w:t xml:space="preserve">⚠️ Exam Trap: Anchor the blood counts — "WBC 4-11 thousand, RBC 4-5.5 million, platelets 1.5-4 lakh" — a table worth memorizing for labs questions.</w:t>
+      </w:r>
+    </w:p>
+    <w:p>
+      <w:r>
+        <w:t xml:space="preserve">💎 PNC Pearl: "WBC 4-11 = the immune army's normal strength; infection drafts more soldiers."</w:t>
+      </w:r>
+    </w:p>
+    <w:p>
+      <w:r>
+        <w:t xml:space="preserve">Positive Marks: 1</w:t>
+      </w:r>
+    </w:p>
+    <w:p>
+      <w:r>
+        <w:t xml:space="preserve">Negative Marks: 0.25</w:t>
+      </w:r>
+    </w:p>
+    <w:p>
+      <w:r>
+        <w:t xml:space="preserve"/>
+      </w:r>
+    </w:p>
+    <w:p>
+      <w:r>
+        <w:t xml:space="preserve">Question: The blood pressure cuff bladder should cover approximately what percentage of the circumference of the upper arm?</w:t>
+      </w:r>
+    </w:p>
+    <w:p>
+      <w:r>
+        <w:t xml:space="preserve">(a) 40%</w:t>
+      </w:r>
+    </w:p>
+    <w:p>
+      <w:r>
+        <w:t xml:space="preserve">(b) 60%</w:t>
+      </w:r>
+    </w:p>
+    <w:p>
+      <w:r>
+        <w:t xml:space="preserve">(c) 80%</w:t>
+      </w:r>
+    </w:p>
+    <w:p>
+      <w:r>
+        <w:t xml:space="preserve">(d) 100%</w:t>
+      </w:r>
+    </w:p>
+    <w:p>
+      <w:r>
+        <w:t xml:space="preserve">Answer: c</w:t>
+      </w:r>
+    </w:p>
+    <w:p>
+      <w:r>
+        <w:t xml:space="preserve">Solution: ✅ Correct Answer: c</w:t>
+      </w:r>
+    </w:p>
+    <w:p>
+      <w:r>
+        <w:t xml:space="preserve">🧠 Clinical Rationale: The cuff bladder should encircle about 80% of the arm circumference (and cover two-thirds of the upper arm length) for an accurate reading.</w:t>
+      </w:r>
+    </w:p>
+    <w:p>
+      <w:r>
+        <w:t xml:space="preserve">❌ Why Not Other Options?</w:t>
+      </w:r>
+    </w:p>
+    <w:p>
+      <w:r>
+        <w:t xml:space="preserve">(a) — 40% and (b) 60% are too small — an undersized cuff falsely ELEVATES the reading.</w:t>
+      </w:r>
+    </w:p>
+    <w:p>
+      <w:r>
+        <w:t xml:space="preserve">(d) — 100% is unnecessary; 80% is the standard.</w:t>
+      </w:r>
+    </w:p>
+    <w:p>
+      <w:r>
+        <w:t xml:space="preserve">⚠️ Exam Trap: "Cuff bladder = 80% of arm circumference." A cuff too small falsely raises BP; too large falsely lowers it — a common cause of inaccurate readings.</w:t>
+      </w:r>
+    </w:p>
+    <w:p>
+      <w:r>
+        <w:t xml:space="preserve">💎 PNC Pearl: "80% of the arm around, two-thirds of the arm long — cuff size decides the truth of the reading."</w:t>
+      </w:r>
+    </w:p>
+    <w:p>
+      <w:r>
+        <w:t xml:space="preserve">Positive Marks: 1</w:t>
+      </w:r>
+    </w:p>
+    <w:p>
+      <w:r>
+        <w:t xml:space="preserve">Negative Marks: 0.25</w:t>
+      </w:r>
+    </w:p>
+    <w:p>
+      <w:r>
+        <w:t xml:space="preserve"/>
+      </w:r>
+    </w:p>
+    <w:p>
+      <w:r>
+        <w:t xml:space="preserve">Question: A patient with diabetes insipidus is most likely to exhibit</w:t>
+      </w:r>
+    </w:p>
+    <w:p>
+      <w:r>
+        <w:t xml:space="preserve">(a) Polyuria, polydipsia and dilute urine</w:t>
+      </w:r>
+    </w:p>
+    <w:p>
+      <w:r>
+        <w:t xml:space="preserve">(b) Scanty urine and edema</w:t>
+      </w:r>
+    </w:p>
+    <w:p>
+      <w:r>
+        <w:t xml:space="preserve">(c) Hypoglycemia</w:t>
+      </w:r>
+    </w:p>
+    <w:p>
+      <w:r>
+        <w:t xml:space="preserve">(d) Weight gain and constipation</w:t>
+      </w:r>
+    </w:p>
+    <w:p>
+      <w:r>
+        <w:t xml:space="preserve">Answer: a</w:t>
+      </w:r>
+    </w:p>
+    <w:p>
+      <w:r>
+        <w:t xml:space="preserve">Solution: ✅ Correct Answer: a</w:t>
+      </w:r>
+    </w:p>
+    <w:p>
+      <w:r>
+        <w:t xml:space="preserve">🧠 Clinical Rationale: In diabetes insipidus, ADH deficiency (or resistance) means the kidneys cannot concentrate urine — the patient passes large volumes of dilute urine and drinks constantly to avoid dehydration.</w:t>
+      </w:r>
+    </w:p>
+    <w:p>
+      <w:r>
+        <w:t xml:space="preserve">❌ Why Not Other Options?</w:t>
+      </w:r>
+    </w:p>
+    <w:p>
+      <w:r>
+        <w:t xml:space="preserve">(b) — Scanty urine with edema is the opposite — seen in SIADH or renal failure.</w:t>
+      </w:r>
+    </w:p>
+    <w:p>
+      <w:r>
+        <w:t xml:space="preserve">(c) — Hypoglycemia is not a DI feature.</w:t>
+      </w:r>
+    </w:p>
+    <w:p>
+      <w:r>
+        <w:t xml:space="preserve">(d) — Weight gain and constipation are not DI features.</w:t>
+      </w:r>
+    </w:p>
+    <w:p>
+      <w:r>
+        <w:t xml:space="preserve">⚠️ Exam Trap: The ADH pair — "DI = dilute and dry (polyuria + polydipsia, low specific gravity); SIADH = scanty and wet (fluid overload, concentrated urine)."</w:t>
+      </w:r>
+    </w:p>
+    <w:p>
+      <w:r>
+        <w:t xml:space="preserve">💎 PNC Pearl: "DI drinks and drips — liters of dilute urine, thirst that never quits."</w:t>
+      </w:r>
+    </w:p>
+    <w:p>
+      <w:r>
+        <w:t xml:space="preserve">Positive Marks: 1</w:t>
+      </w:r>
+    </w:p>
+    <w:p>
+      <w:r>
+        <w:t xml:space="preserve">Negative Marks: 0.25</w:t>
+      </w:r>
+    </w:p>
+    <w:p>
+      <w:r>
+        <w:t xml:space="preserve"/>
+      </w:r>
+    </w:p>
+    <w:p>
+      <w:r>
+        <w:t xml:space="preserve">Question: Ectopic pregnancy most commonly occurs in the</w:t>
+      </w:r>
+    </w:p>
+    <w:p>
+      <w:r>
+        <w:t xml:space="preserve">(a) Ovary</w:t>
+      </w:r>
+    </w:p>
+    <w:p>
+      <w:r>
+        <w:t xml:space="preserve">(b) Cervix</w:t>
+      </w:r>
+    </w:p>
+    <w:p>
+      <w:r>
+        <w:t xml:space="preserve">(c) Fallopian tube</w:t>
+      </w:r>
+    </w:p>
+    <w:p>
+      <w:r>
+        <w:t xml:space="preserve">(d) Abdominal cavity</w:t>
+      </w:r>
+    </w:p>
+    <w:p>
+      <w:r>
+        <w:t xml:space="preserve">Answer: c</w:t>
+      </w:r>
+    </w:p>
+    <w:p>
+      <w:r>
+        <w:t xml:space="preserve">Solution: ✅ Correct Answer: c</w:t>
+      </w:r>
+    </w:p>
+    <w:p>
+      <w:r>
+        <w:t xml:space="preserve">🧠 Clinical Rationale: About 95% of ectopic pregnancies implant in the fallopian tube — most often the ampulla — usually because tubal damage blocks passage of the fertilized ovum.</w:t>
+      </w:r>
+    </w:p>
+    <w:p>
+      <w:r>
+        <w:t xml:space="preserve">❌ Why Not Other Options?</w:t>
+      </w:r>
+    </w:p>
+    <w:p>
+      <w:r>
+        <w:t xml:space="preserve">(a) — Ovarian pregnancy is rare (&lt;1%).</w:t>
+      </w:r>
+    </w:p>
+    <w:p>
+      <w:r>
+        <w:t xml:space="preserve">(b) — Cervical implantation is very rare.</w:t>
+      </w:r>
+    </w:p>
+    <w:p>
+      <w:r>
+        <w:t xml:space="preserve">(d) — Abdominal pregnancy is rare and dangerous.</w:t>
+      </w:r>
+    </w:p>
+    <w:p>
+      <w:r>
+        <w:t xml:space="preserve">⚠️ Exam Trap: "Ectopic = tubal in ~95% of cases." History of PID, tubal surgery, or IUD use raises the risk — think ectopic in any first-trimester bleeding with pain.</w:t>
+      </w:r>
+    </w:p>
+    <w:p>
+      <w:r>
+        <w:t xml:space="preserve">💎 PNC Pearl: "A pregnancy that stops in the tube never reaches home — tubal ectopic is the 95% answer."</w:t>
+      </w:r>
+    </w:p>
+    <w:p>
+      <w:r>
+        <w:t xml:space="preserve">Positive Marks: 1</w:t>
+      </w:r>
+    </w:p>
+    <w:p>
+      <w:r>
+        <w:t xml:space="preserve">Negative Marks: 0.25</w:t>
+      </w:r>
+    </w:p>
+    <w:p>
+      <w:r>
+        <w:t xml:space="preserve"/>
+      </w:r>
+    </w:p>
+    <w:p>
+      <w:r>
+        <w:t xml:space="preserve">Question: The first semisolid food recommended for an infant at about 6 months of age is</w:t>
+      </w:r>
+    </w:p>
+    <w:p>
+      <w:r>
+        <w:t xml:space="preserve">(a) Iron-fortified cereal or semisolid khichdi</w:t>
+      </w:r>
+    </w:p>
+    <w:p>
+      <w:r>
+        <w:t xml:space="preserve">(b) Whole cow's milk</w:t>
+      </w:r>
+    </w:p>
+    <w:p>
+      <w:r>
+        <w:t xml:space="preserve">(c) Honey</w:t>
+      </w:r>
+    </w:p>
+    <w:p>
+      <w:r>
+        <w:t xml:space="preserve">(d) Fruit juice only</w:t>
+      </w:r>
+    </w:p>
+    <w:p>
+      <w:r>
+        <w:t xml:space="preserve">Answer: a</w:t>
+      </w:r>
+    </w:p>
+    <w:p>
+      <w:r>
+        <w:t xml:space="preserve">Solution: ✅ Correct Answer: a</w:t>
+      </w:r>
+    </w:p>
+    <w:p>
+      <w:r>
+        <w:t xml:space="preserve">🧠 Clinical Rationale: Complementary feeding begins at 6 months with iron-rich semisolids such as fortified cereal or khichdi, because breast milk alone no longer meets iron and energy needs.</w:t>
+      </w:r>
+    </w:p>
+    <w:p>
+      <w:r>
+        <w:t xml:space="preserve">❌ Why Not Other Options?</w:t>
+      </w:r>
+    </w:p>
+    <w:p>
+      <w:r>
+        <w:t xml:space="preserve">(b) — Cow's milk as the main drink is low in iron and can cause occult gut bleeding in infancy.</w:t>
+      </w:r>
+    </w:p>
+    <w:p>
+      <w:r>
+        <w:t xml:space="preserve">(c) — Honey risks INFANT BOTULISM — never before 1 year.</w:t>
+      </w:r>
+    </w:p>
+    <w:p>
+      <w:r>
+        <w:t xml:space="preserve">(d) — Fruit juice alone provides no protein or iron.</w:t>
+      </w:r>
+    </w:p>
+    <w:p>
+      <w:r>
+        <w:t xml:space="preserve">⚠️ Exam Trap: "6 months = first semisolids; honey only after 1 year" — the two feeding milestones are standard child-health facts.</w:t>
+      </w:r>
+    </w:p>
+    <w:p>
+      <w:r>
+        <w:t xml:space="preserve">💎 PNC Pearl: "At 6 months, spoon the khichdi; honey waits till the first birthday."</w:t>
+      </w:r>
+    </w:p>
+    <w:p>
+      <w:r>
+        <w:t xml:space="preserve">Positive Marks: 1</w:t>
+      </w:r>
+    </w:p>
+    <w:p>
+      <w:r>
+        <w:t xml:space="preserve">Negative Marks: 0.25</w:t>
+      </w:r>
+    </w:p>
+    <w:p>
+      <w:r>
+        <w:t xml:space="preserve"/>
+      </w:r>
+    </w:p>
+    <w:p>
+      <w:r>
+        <w:t xml:space="preserve">Question: A patient with schizophrenia who remains motionless, resists movement and is mute is showing</w:t>
+      </w:r>
+    </w:p>
+    <w:p>
+      <w:r>
+        <w:t xml:space="preserve">(a) Catatonia</w:t>
+      </w:r>
+    </w:p>
+    <w:p>
+      <w:r>
+        <w:t xml:space="preserve">(b) Delirium</w:t>
+      </w:r>
+    </w:p>
+    <w:p>
+      <w:r>
+        <w:t xml:space="preserve">(c) Mania</w:t>
+      </w:r>
+    </w:p>
+    <w:p>
+      <w:r>
+        <w:t xml:space="preserve">(d) Dementia</w:t>
+      </w:r>
+    </w:p>
+    <w:p>
+      <w:r>
+        <w:t xml:space="preserve">Answer: a</w:t>
+      </w:r>
+    </w:p>
+    <w:p>
+      <w:r>
+        <w:t xml:space="preserve">Solution: ✅ Correct Answer: a</w:t>
+      </w:r>
+    </w:p>
+    <w:p>
+      <w:r>
+        <w:t xml:space="preserve">🧠 Clinical Rationale: Catatonia — stupor, mutism, waxy flexibility, and resistance to movement — occurs in schizophrenia (and severe mood disorders).</w:t>
+      </w:r>
+    </w:p>
+    <w:p>
+      <w:r>
+        <w:t xml:space="preserve">❌ Why Not Other Options?</w:t>
+      </w:r>
+    </w:p>
+    <w:p>
+      <w:r>
+        <w:t xml:space="preserve">(b) — Delirium is acute confusion with fluctuating consciousness.</w:t>
+      </w:r>
+    </w:p>
+    <w:p>
+      <w:r>
+        <w:t xml:space="preserve">(c) — Mania is hyperactivity with pressured speech — the opposite picture.</w:t>
+      </w:r>
+    </w:p>
+    <w:p>
+      <w:r>
+        <w:t xml:space="preserve">(d) — Dementia is progressive cognitive decline.</w:t>
+      </w:r>
+    </w:p>
+    <w:p>
+      <w:r>
+        <w:t xml:space="preserve">⚠️ Exam Trap: "Stiff, silent, statue-like = catatonia; waxy flexibility (the limb stays where you place it) is the classic exam clue."</w:t>
+      </w:r>
+    </w:p>
+    <w:p>
+      <w:r>
+        <w:t xml:space="preserve">💎 PNC Pearl: "Catatonia: the body freezes like a statue — waxy limbs hold their pose."</w:t>
+      </w:r>
+    </w:p>
+    <w:p>
+      <w:r>
+        <w:t xml:space="preserve">Positive Marks: 1</w:t>
+      </w:r>
+    </w:p>
+    <w:p>
+      <w:r>
+        <w:t xml:space="preserve">Negative Marks: 0.25</w:t>
+      </w:r>
+    </w:p>
+    <w:p>
+      <w:r>
+        <w:t xml:space="preserve"/>
+      </w:r>
+    </w:p>
+    <w:p>
+      <w:r>
+        <w:t xml:space="preserve">Question: Malaria is transmitted by the bite of the</w:t>
+      </w:r>
+    </w:p>
+    <w:p>
+      <w:r>
+        <w:t xml:space="preserve">(a) Female Anopheles mosquito</w:t>
+      </w:r>
+    </w:p>
+    <w:p>
+      <w:r>
+        <w:t xml:space="preserve">(b) Aedes mosquito</w:t>
+      </w:r>
+    </w:p>
+    <w:p>
+      <w:r>
+        <w:t xml:space="preserve">(c) Culex mosquito</w:t>
+      </w:r>
+    </w:p>
+    <w:p>
+      <w:r>
+        <w:t xml:space="preserve">(d) Sand fly</w:t>
+      </w:r>
+    </w:p>
+    <w:p>
+      <w:r>
+        <w:t xml:space="preserve">Answer: a</w:t>
+      </w:r>
+    </w:p>
+    <w:p>
+      <w:r>
+        <w:t xml:space="preserve">Solution: ✅ Correct Answer: a</w:t>
+      </w:r>
+    </w:p>
+    <w:p>
+      <w:r>
+        <w:t xml:space="preserve">🧠 Clinical Rationale: Only the FEMALE Anopheles mosquito transmits Plasmodium parasites — she needs a blood meal to produce eggs, and the parasite develops inside her.</w:t>
+      </w:r>
+    </w:p>
+    <w:p>
+      <w:r>
+        <w:t xml:space="preserve">❌ Why Not Other Options?</w:t>
+      </w:r>
+    </w:p>
+    <w:p>
+      <w:r>
+        <w:t xml:space="preserve">(b) — Aedes transmits dengue and chikungunya.</w:t>
+      </w:r>
+    </w:p>
+    <w:p>
+      <w:r>
+        <w:t xml:space="preserve">(c) — Culex transmits filariasis and Japanese encephalitis.</w:t>
+      </w:r>
+    </w:p>
+    <w:p>
+      <w:r>
+        <w:t xml:space="preserve">(d) — Sandflies transmit kala-azar.</w:t>
+      </w:r>
+    </w:p>
+    <w:p>
+      <w:r>
+        <w:t xml:space="preserve">⚠️ Exam Trap: The vector-disease table is one of the highest-yield community health items — "Anopheles = malaria (and only the FEMALE bites)."</w:t>
+      </w:r>
+    </w:p>
+    <w:p>
+      <w:r>
+        <w:t xml:space="preserve">💎 PNC Pearl: "Female Anopheles = malaria's courier; Aedes = dengue; Culex = filaria."</w:t>
+      </w:r>
+    </w:p>
+    <w:p>
+      <w:r>
+        <w:t xml:space="preserve">Positive Marks: 1</w:t>
+      </w:r>
+    </w:p>
+    <w:p>
+      <w:r>
+        <w:t xml:space="preserve">Negative Marks: 0.25</w:t>
+      </w:r>
+    </w:p>
+    <w:p>
+      <w:r>
+        <w:t xml:space="preserve"/>
+      </w:r>
+    </w:p>
+    <w:p>
+      <w:r>
+        <w:t xml:space="preserve">Question: Unopened vials of insulin should be stored</w:t>
+      </w:r>
+    </w:p>
+    <w:p>
+      <w:r>
+        <w:t xml:space="preserve">(a) In a freezer</w:t>
+      </w:r>
+    </w:p>
+    <w:p>
+      <w:r>
+        <w:t xml:space="preserve">(b) In the refrigerator at 2-8 degree C</w:t>
+      </w:r>
+    </w:p>
+    <w:p>
+      <w:r>
+        <w:t xml:space="preserve">(c) In direct sunlight</w:t>
+      </w:r>
+    </w:p>
+    <w:p>
+      <w:r>
+        <w:t xml:space="preserve">(d) At room temperature for months</w:t>
+      </w:r>
+    </w:p>
+    <w:p>
+      <w:r>
+        <w:t xml:space="preserve">Answer: b</w:t>
+      </w:r>
+    </w:p>
+    <w:p>
+      <w:r>
+        <w:t xml:space="preserve">Solution: ✅ Correct Answer: b</w:t>
+      </w:r>
+    </w:p>
+    <w:p>
+      <w:r>
+        <w:t xml:space="preserve">🧠 Clinical Rationale: Unopened insulin is stored in the refrigerator at 2-8°C and must NEVER be frozen — freezing destroys the protein molecule.</w:t>
+      </w:r>
+    </w:p>
+    <w:p>
+      <w:r>
+        <w:t xml:space="preserve">❌ Why Not Other Options?</w:t>
+      </w:r>
+    </w:p>
+    <w:p>
+      <w:r>
+        <w:t xml:space="preserve">(a) — Freezing destroys insulin — never freeze.</w:t>
+      </w:r>
+    </w:p>
+    <w:p>
+      <w:r>
+        <w:t xml:space="preserve">(c) — Direct sunlight and heat degrade the drug.</w:t>
+      </w:r>
+    </w:p>
+    <w:p>
+      <w:r>
+        <w:t xml:space="preserve">(d) — Room temperature for months is unsafe; opened vials last about a month at room temperature.</w:t>
+      </w:r>
+    </w:p>
+    <w:p>
+      <w:r>
+        <w:t xml:space="preserve">⚠️ Exam Trap: "Insulin: unopened = fridge (2-8°C); opened = room temp up to 28-30 days; never freeze" — the storage rules are a frequent medication-safety question.</w:t>
+      </w:r>
+    </w:p>
+    <w:p>
+      <w:r>
+        <w:t xml:space="preserve">💎 PNC Pearl: "Fridge for the sealed vial, room shelf for the open one — freezing is the enemy."</w:t>
+      </w:r>
+    </w:p>
+    <w:p>
+      <w:r>
+        <w:t xml:space="preserve">Positive Marks: 1</w:t>
+      </w:r>
+    </w:p>
+    <w:p>
+      <w:r>
+        <w:t xml:space="preserve">Negative Marks: 0.25</w:t>
+      </w:r>
+    </w:p>
+    <w:p>
+      <w:r>
+        <w:t xml:space="preserve"/>
+      </w:r>
+    </w:p>
+    <w:p>
+      <w:r>
+        <w:t xml:space="preserve">Question: On the cardiac monitor, an irregularly irregular rhythm with no discernible P waves indicates</w:t>
+      </w:r>
+    </w:p>
+    <w:p>
+      <w:r>
+        <w:t xml:space="preserve">(a) Atrial fibrillation</w:t>
+      </w:r>
+    </w:p>
+    <w:p>
+      <w:r>
+        <w:t xml:space="preserve">(b) Sinus bradycardia</w:t>
+      </w:r>
+    </w:p>
+    <w:p>
+      <w:r>
+        <w:t xml:space="preserve">(c) Third-degree heart block</w:t>
+      </w:r>
+    </w:p>
+    <w:p>
+      <w:r>
+        <w:t xml:space="preserve">(d) Ventricular tachycardia</w:t>
+      </w:r>
+    </w:p>
+    <w:p>
+      <w:r>
+        <w:t xml:space="preserve">Answer: a</w:t>
+      </w:r>
+    </w:p>
+    <w:p>
+      <w:r>
+        <w:t xml:space="preserve">Solution: ✅ Correct Answer: a</w:t>
+      </w:r>
+    </w:p>
+    <w:p>
+      <w:r>
+        <w:t xml:space="preserve">🧠 Clinical Rationale: Atrial fibrillation shows an irregularly irregular ventricular response, absent P waves, and fibrillatory (f) waves — the atria quiver instead of contracting.</w:t>
+      </w:r>
+    </w:p>
+    <w:p>
+      <w:r>
+        <w:t xml:space="preserve">❌ Why Not Other Options?</w:t>
+      </w:r>
+    </w:p>
+    <w:p>
+      <w:r>
+        <w:t xml:space="preserve">(b) — Sinus bradycardia has regular P waves with a slow rate.</w:t>
+      </w:r>
+    </w:p>
+    <w:p>
+      <w:r>
+        <w:t xml:space="preserve">(c) — Third-degree block has P waves unrelated to QRS complexes (AV dissociation).</w:t>
+      </w:r>
+    </w:p>
+    <w:p>
+      <w:r>
+        <w:t xml:space="preserve">(d) — VT shows wide, bizarre QRS complexes at a regular fast rate.</w:t>
+      </w:r>
+    </w:p>
+    <w:p>
+      <w:r>
+        <w:t xml:space="preserve">⚠️ Exam Trap: "Irregularly irregular + no P waves = AF." The phrase 'irregularly irregular' in the stem almost always means atrial fibrillation.</w:t>
+      </w:r>
+    </w:p>
+    <w:p>
+      <w:r>
+        <w:t xml:space="preserve">💎 PNC Pearl: "Irregularly irregular with no P waves — the atria are quivering, not beating."</w:t>
+      </w:r>
+    </w:p>
+    <w:p>
+      <w:r>
+        <w:t xml:space="preserve">Positive Marks: 1</w:t>
+      </w:r>
+    </w:p>
+    <w:p>
+      <w:r>
+        <w:t xml:space="preserve">Negative Marks: 0.25</w:t>
+      </w:r>
+    </w:p>
+    <w:p>
+      <w:r>
+        <w:t xml:space="preserve"/>
+      </w:r>
+    </w:p>
+    <w:p>
+      <w:r>
+        <w:t xml:space="preserve">Question: Ringworm (tinea) infection of the skin is caused by</w:t>
+      </w:r>
+    </w:p>
+    <w:p>
+      <w:r>
+        <w:t xml:space="preserve">(a) Dermatophyte fungi</w:t>
+      </w:r>
+    </w:p>
+    <w:p>
+      <w:r>
+        <w:t xml:space="preserve">(b) Bacteria</w:t>
+      </w:r>
+    </w:p>
+    <w:p>
+      <w:r>
+        <w:t xml:space="preserve">(c) Viruses</w:t>
+      </w:r>
+    </w:p>
+    <w:p>
+      <w:r>
+        <w:t xml:space="preserve">(d) Protozoa</w:t>
+      </w:r>
+    </w:p>
+    <w:p>
+      <w:r>
+        <w:t xml:space="preserve">Answer: a</w:t>
+      </w:r>
+    </w:p>
+    <w:p>
+      <w:r>
+        <w:t xml:space="preserve">Solution: ✅ Correct Answer: a</w:t>
+      </w:r>
+    </w:p>
+    <w:p>
+      <w:r>
+        <w:t xml:space="preserve">🧠 Clinical Rationale: Dermatophyte fungi — Trichophyton, Microsporum, and Epidermophyton — cause tinea infections of skin, hair, and nails.</w:t>
+      </w:r>
+    </w:p>
+    <w:p>
+      <w:r>
+        <w:t xml:space="preserve">❌ Why Not Other Options?</w:t>
+      </w:r>
+    </w:p>
+    <w:p>
+      <w:r>
+        <w:t xml:space="preserve">(b) — Bacterial skin infections (impetigo, cellulitis) are different diseases.</w:t>
+      </w:r>
+    </w:p>
+    <w:p>
+      <w:r>
+        <w:t xml:space="preserve">(c) — Viral infections include herpes and warts.</w:t>
+      </w:r>
+    </w:p>
+    <w:p>
+      <w:r>
+        <w:t xml:space="preserve">(d) — Protozoa do not cause ringworm.</w:t>
+      </w:r>
+    </w:p>
+    <w:p>
+      <w:r>
+        <w:t xml:space="preserve">⚠️ Exam Trap: "Tinea = fungus (ringworm), NOT a worm." Know the site suffixes — corporis (body), capitis (scalp), pedis (athlete's foot).</w:t>
+      </w:r>
+    </w:p>
+    <w:p>
+      <w:r>
+        <w:t xml:space="preserve">💎 PNC Pearl: "Ringworm is a fungus in a circle — not a worm, no matter what the name says."</w:t>
+      </w:r>
+    </w:p>
+    <w:p>
+      <w:r>
+        <w:t xml:space="preserve">Positive Marks: 1</w:t>
+      </w:r>
+    </w:p>
+    <w:p>
+      <w:r>
+        <w:t xml:space="preserve">Negative Marks: 0.25</w:t>
+      </w:r>
+    </w:p>
+    <w:p>
+      <w:r>
+        <w:t xml:space="preserve">Question: Immediately after applying a plaster cast to a fractured limb, the priority assessment is</w:t>
+      </w:r>
+    </w:p>
+    <w:p>
+      <w:r>
+        <w:t xml:space="preserve">(a) Neurovascular status: color, warmth, sensation, movement and pulses</w:t>
+      </w:r>
+    </w:p>
+    <w:p>
+      <w:r>
+        <w:t xml:space="preserve">(b) Hair growth</w:t>
+      </w:r>
+    </w:p>
+    <w:p>
+      <w:r>
+        <w:t xml:space="preserve">(c) Nail polish color</w:t>
+      </w:r>
+    </w:p>
+    <w:p>
+      <w:r>
+        <w:t xml:space="preserve">(d) Skin pigmentation</w:t>
+      </w:r>
+    </w:p>
+    <w:p>
+      <w:r>
+        <w:t xml:space="preserve">Answer: a</w:t>
+      </w:r>
+    </w:p>
+    <w:p>
+      <w:r>
+        <w:t xml:space="preserve">Solution: ✅ Correct Answer: a</w:t>
+      </w:r>
+    </w:p>
+    <w:p>
+      <w:r>
+        <w:t xml:space="preserve">🧠 Clinical Rationale: After casting, the nurse checks the 5 Ps — pain, pallor, paresthesia, pulselessness, and paralysis — to detect compartment syndrome or neurovascular compromise early.</w:t>
+      </w:r>
+    </w:p>
+    <w:p>
+      <w:r>
+        <w:t xml:space="preserve">❌ Why Not Other Options?</w:t>
+      </w:r>
+    </w:p>
+    <w:p>
+      <w:r>
+        <w:t xml:space="preserve">(b) — Hair growth is irrelevant to immediate safety.</w:t>
+      </w:r>
+    </w:p>
+    <w:p>
+      <w:r>
+        <w:t xml:space="preserve">(c) — Nail polish color is cosmetic, not a circulation indicator.</w:t>
+      </w:r>
+    </w:p>
+    <w:p>
+      <w:r>
+        <w:t xml:space="preserve">(d) — Skin pigmentation does not assess perfusion.</w:t>
+      </w:r>
+    </w:p>
+    <w:p>
+      <w:r>
+        <w:t xml:space="preserve">⚠️ Exam Trap: "Cast care = the 5 Ps." Severe unrelieved pain and pulselessness mean the cast must be split immediately — never wait.</w:t>
+      </w:r>
+    </w:p>
+    <w:p>
+      <w:r>
+        <w:t xml:space="preserve">💎 PNC Pearl: "The 5 Ps guard the limb: Pain, Pallor, Paresthesia, Pulselessness, Paralysis."</w:t>
+      </w:r>
+    </w:p>
+    <w:p>
+      <w:r>
+        <w:t xml:space="preserve">Positive Marks: 1</w:t>
+      </w:r>
+    </w:p>
+    <w:p>
+      <w:r>
+        <w:t xml:space="preserve">Negative Marks: 0.25</w:t>
+      </w:r>
+    </w:p>
+    <w:p>
+      <w:r>
+        <w:t xml:space="preserve"/>
+      </w:r>
+    </w:p>
+    <w:p>
+      <w:r>
+        <w:t xml:space="preserve">Question: A patient with generalized peritonitis is most likely to present with</w:t>
+      </w:r>
+    </w:p>
+    <w:p>
+      <w:r>
+        <w:t xml:space="preserve">(a) A rigid, board-like abdomen with severe pain and fever</w:t>
+      </w:r>
+    </w:p>
+    <w:p>
+      <w:r>
+        <w:t xml:space="preserve">(b) Loose stools without pain</w:t>
+      </w:r>
+    </w:p>
+    <w:p>
+      <w:r>
+        <w:t xml:space="preserve">(c) A soft, non-tender abdomen</w:t>
+      </w:r>
+    </w:p>
+    <w:p>
+      <w:r>
+        <w:t xml:space="preserve">(d) Constipation without discomfort</w:t>
+      </w:r>
+    </w:p>
+    <w:p>
+      <w:r>
+        <w:t xml:space="preserve">Answer: a</w:t>
+      </w:r>
+    </w:p>
+    <w:p>
+      <w:r>
+        <w:t xml:space="preserve">Solution: ✅ Correct Answer: a</w:t>
+      </w:r>
+    </w:p>
+    <w:p>
+      <w:r>
+        <w:t xml:space="preserve">🧠 Clinical Rationale: Peritonitis inflames the peritoneum, causing severe abdominal pain, guarding, board-like rigidity, fever, tachycardia, and vomiting.</w:t>
+      </w:r>
+    </w:p>
+    <w:p>
+      <w:r>
+        <w:t xml:space="preserve">❌ Why Not Other Options?</w:t>
+      </w:r>
+    </w:p>
+    <w:p>
+      <w:r>
+        <w:t xml:space="preserve">(b) — Loose stools without pain do not suggest peritonitis.</w:t>
+      </w:r>
+    </w:p>
+    <w:p>
+      <w:r>
+        <w:t xml:space="preserve">(c) — A soft, non-tender abdomen is the opposite of peritonitis.</w:t>
+      </w:r>
+    </w:p>
+    <w:p>
+      <w:r>
+        <w:t xml:space="preserve">(d) — Constipation without discomfort is not peritonitis.</w:t>
+      </w:r>
+    </w:p>
+    <w:p>
+      <w:r>
+        <w:t xml:space="preserve">⚠️ Exam Trap: "Board-like rigid abdomen = peritonitis (surgical emergency)" — think perforated ulcer, ruptured appendix, or diverticulitis as causes.</w:t>
+      </w:r>
+    </w:p>
+    <w:p>
+      <w:r>
+        <w:t xml:space="preserve">💎 PNC Pearl: "A belly stiff as a board with fever = peritonitis — surgery is on the way."</w:t>
+      </w:r>
+    </w:p>
+    <w:p>
+      <w:r>
+        <w:t xml:space="preserve">Positive Marks: 1</w:t>
+      </w:r>
+    </w:p>
+    <w:p>
+      <w:r>
+        <w:t xml:space="preserve">Negative Marks: 0.25</w:t>
+      </w:r>
+    </w:p>
+    <w:p>
+      <w:r>
+        <w:t xml:space="preserve"/>
+      </w:r>
+    </w:p>
+    <w:p>
+      <w:r>
+        <w:t xml:space="preserve">Question: The position of choice for a patient in the early period after abdominal surgery is</w:t>
+      </w:r>
+    </w:p>
+    <w:p>
+      <w:r>
+        <w:t xml:space="preserve">(a) Semi-Fowler's position</w:t>
+      </w:r>
+    </w:p>
+    <w:p>
+      <w:r>
+        <w:t xml:space="preserve">(b) Trendelenburg position</w:t>
+      </w:r>
+    </w:p>
+    <w:p>
+      <w:r>
+        <w:t xml:space="preserve">(c) Prone position</w:t>
+      </w:r>
+    </w:p>
+    <w:p>
+      <w:r>
+        <w:t xml:space="preserve">(d) Lithotomy position</w:t>
+      </w:r>
+    </w:p>
+    <w:p>
+      <w:r>
+        <w:t xml:space="preserve">Answer: a</w:t>
+      </w:r>
+    </w:p>
+    <w:p>
+      <w:r>
+        <w:t xml:space="preserve">Solution: ✅ Correct Answer: a</w:t>
+      </w:r>
+    </w:p>
+    <w:p>
+      <w:r>
+        <w:t xml:space="preserve">🧠 Clinical Rationale: Semi-Fowler's (head elevated 30-45°) eases breathing, reduces tension on the abdominal wound, promotes drainage, and helps prevent aspiration.</w:t>
+      </w:r>
+    </w:p>
+    <w:p>
+      <w:r>
+        <w:t xml:space="preserve">❌ Why Not Other Options?</w:t>
+      </w:r>
+    </w:p>
+    <w:p>
+      <w:r>
+        <w:t xml:space="preserve">(b) — Trendelenburg presses abdominal contents against the diaphragm and stresses the wound.</w:t>
+      </w:r>
+    </w:p>
+    <w:p>
+      <w:r>
+        <w:t xml:space="preserve">(c) — Prone is uncomfortable and unsafe in the early post-op period.</w:t>
+      </w:r>
+    </w:p>
+    <w:p>
+      <w:r>
+        <w:t xml:space="preserve">(d) — Lithotomy is for pelvic examinations and procedures.</w:t>
+      </w:r>
+    </w:p>
+    <w:p>
+      <w:r>
+        <w:t xml:space="preserve">⚠️ Exam Trap: "Post-op = semi-Fowler's (or low Fowler's)" — the standard comfortable, safe position after abdominal surgery.</w:t>
+      </w:r>
+    </w:p>
+    <w:p>
+      <w:r>
+        <w:t xml:space="preserve">💎 PNC Pearl: "After belly surgery, sit the patient up a little — semi-Fowler's eases the wound and the breathing."</w:t>
+      </w:r>
+    </w:p>
+    <w:p>
+      <w:r>
+        <w:t xml:space="preserve">Positive Marks: 1</w:t>
+      </w:r>
+    </w:p>
+    <w:p>
+      <w:r>
+        <w:t xml:space="preserve">Negative Marks: 0.25</w:t>
+      </w:r>
+    </w:p>
+    <w:p>
+      <w:r>
+        <w:t xml:space="preserve"/>
+      </w:r>
+    </w:p>
+    <w:p>
+      <w:r>
+        <w:t xml:space="preserve">Question: The oxygen delivery device that provides a precise, fixed concentration of oxygen using color-coded adapters is the</w:t>
+      </w:r>
+    </w:p>
+    <w:p>
+      <w:r>
+        <w:t xml:space="preserve">(a) Venturi mask</w:t>
+      </w:r>
+    </w:p>
+    <w:p>
+      <w:r>
+        <w:t xml:space="preserve">(b) Nasal cannula</w:t>
+      </w:r>
+    </w:p>
+    <w:p>
+      <w:r>
+        <w:t xml:space="preserve">(c) Simple face mask</w:t>
+      </w:r>
+    </w:p>
+    <w:p>
+      <w:r>
+        <w:t xml:space="preserve">(d) Oxygen tent</w:t>
+      </w:r>
+    </w:p>
+    <w:p>
+      <w:r>
+        <w:t xml:space="preserve">Answer: a</w:t>
+      </w:r>
+    </w:p>
+    <w:p>
+      <w:r>
+        <w:t xml:space="preserve">Solution: ✅ Correct Answer: a</w:t>
+      </w:r>
+    </w:p>
+    <w:p>
+      <w:r>
+        <w:t xml:space="preserve">🧠 Clinical Rationale: The Venturi mask delivers an accurate, fixed FiO2 (24-50%) through color-coded jet adapters — ideal for COPD patients needing controlled oxygen.</w:t>
+      </w:r>
+    </w:p>
+    <w:p>
+      <w:r>
+        <w:t xml:space="preserve">❌ Why Not Other Options?</w:t>
+      </w:r>
+    </w:p>
+    <w:p>
+      <w:r>
+        <w:t xml:space="preserve">(b) — A nasal cannula gives variable, low concentrations (24-44%).</w:t>
+      </w:r>
+    </w:p>
+    <w:p>
+      <w:r>
+        <w:t xml:space="preserve">(c) — A simple face mask gives variable 35-60%.</w:t>
+      </w:r>
+    </w:p>
+    <w:p>
+      <w:r>
+        <w:t xml:space="preserve">(d) — An oxygen tent is rarely used and imprecise.</w:t>
+      </w:r>
+    </w:p>
+    <w:p>
+      <w:r>
+        <w:t xml:space="preserve">⚠️ Exam Trap: "Venturi = color-coded adapters = fixed oxygen %" — the only device that gives an exact FiO2 regardless of the patient's breathing pattern.</w:t>
+      </w:r>
+    </w:p>
+    <w:p>
+      <w:r>
+        <w:t xml:space="preserve">💎 PNC Pearl: "Venturi's colored adapters lock the oxygen dose — COPD patients get exactly what they need."</w:t>
+      </w:r>
+    </w:p>
+    <w:p>
+      <w:r>
+        <w:t xml:space="preserve">Positive Marks: 1</w:t>
+      </w:r>
+    </w:p>
+    <w:p>
+      <w:r>
+        <w:t xml:space="preserve">Negative Marks: 0.25</w:t>
+      </w:r>
+    </w:p>
+    <w:p>
+      <w:r>
+        <w:t xml:space="preserve"/>
+      </w:r>
+    </w:p>
+    <w:p>
+      <w:r>
+        <w:t xml:space="preserve">Question: The copper-containing intrauterine contraceptive device (IUCD) prevents pregnancy mainly by</w:t>
+      </w:r>
+    </w:p>
+    <w:p>
+      <w:r>
+        <w:t xml:space="preserve">(a) Preventing implantation</w:t>
+      </w:r>
+    </w:p>
+    <w:p>
+      <w:r>
+        <w:t xml:space="preserve">(b) Stopping ovulation</w:t>
+      </w:r>
+    </w:p>
+    <w:p>
+      <w:r>
+        <w:t xml:space="preserve">(c) Blocking the vagina</w:t>
+      </w:r>
+    </w:p>
+    <w:p>
+      <w:r>
+        <w:t xml:space="preserve">(d) Destroying sperm in the testes</w:t>
+      </w:r>
+    </w:p>
+    <w:p>
+      <w:r>
+        <w:t xml:space="preserve">Answer: a</w:t>
+      </w:r>
+    </w:p>
+    <w:p>
+      <w:r>
+        <w:t xml:space="preserve">Solution: ✅ Correct Answer: a</w:t>
+      </w:r>
+    </w:p>
+    <w:p>
+      <w:r>
+        <w:t xml:space="preserve">🧠 Clinical Rationale: The copper IUCD releases copper ions that create a spermicidal, inflammatory reaction in the uterine cavity — preventing fertilization and implantation.</w:t>
+      </w:r>
+    </w:p>
+    <w:p>
+      <w:r>
+        <w:t xml:space="preserve">❌ Why Not Other Options?</w:t>
+      </w:r>
+    </w:p>
+    <w:p>
+      <w:r>
+        <w:t xml:space="preserve">(b) — The IUCD does NOT stop ovulation — OCPs do.</w:t>
+      </w:r>
+    </w:p>
+    <w:p>
+      <w:r>
+        <w:t xml:space="preserve">(c) — It does not block the vagina.</w:t>
+      </w:r>
+    </w:p>
+    <w:p>
+      <w:r>
+        <w:t xml:space="preserve">(d) — It has no action on the testes.</w:t>
+      </w:r>
+    </w:p>
+    <w:p>
+      <w:r>
+        <w:t xml:space="preserve">⚠️ Exam Trap: "IUCD = prevents implantation (not ovulation); OCPs = stop ovulation" — the mechanism contrast between contraceptives is a favourite OB question.</w:t>
+      </w:r>
+    </w:p>
+    <w:p>
+      <w:r>
+        <w:t xml:space="preserve">💎 PNC Pearl: "Copper in the womb makes it unwelcoming — IUCD blocks implantation, not ovulation."</w:t>
+      </w:r>
+    </w:p>
+    <w:p>
+      <w:r>
+        <w:t xml:space="preserve">Positive Marks: 1</w:t>
+      </w:r>
+    </w:p>
+    <w:p>
+      <w:r>
+        <w:t xml:space="preserve">Negative Marks: 0.25</w:t>
+      </w:r>
+    </w:p>
+    <w:p>
+      <w:r>
+        <w:t xml:space="preserve"/>
+      </w:r>
+    </w:p>
+    <w:p>
+      <w:r>
+        <w:t xml:space="preserve">Question: A newborn has an axillary temperature of 36 degree C, refuses to feed and is lethargic. The nurse should manage the baby for</w:t>
+      </w:r>
+    </w:p>
+    <w:p>
+      <w:r>
+        <w:t xml:space="preserve">(a) Neonatal sepsis</w:t>
+      </w:r>
+    </w:p>
+    <w:p>
+      <w:r>
+        <w:t xml:space="preserve">(b) Physiological jaundice</w:t>
+      </w:r>
+    </w:p>
+    <w:p>
+      <w:r>
+        <w:t xml:space="preserve">(c) Normal newborn behavior</w:t>
+      </w:r>
+    </w:p>
+    <w:p>
+      <w:r>
+        <w:t xml:space="preserve">(d) Teething</w:t>
+      </w:r>
+    </w:p>
+    <w:p>
+      <w:r>
+        <w:t xml:space="preserve">Answer: a</w:t>
+      </w:r>
+    </w:p>
+    <w:p>
+      <w:r>
+        <w:t xml:space="preserve">Solution: ✅ Correct Answer: a</w:t>
+      </w:r>
+    </w:p>
+    <w:p>
+      <w:r>
+        <w:t xml:space="preserve">🧠 Clinical Rationale: Hypothermia (below 36.5°C), poor feeding, and lethargy are danger signs of neonatal sepsis — the baby needs urgent referral, warmth, and treatment.</w:t>
+      </w:r>
+    </w:p>
+    <w:p>
+      <w:r>
+        <w:t xml:space="preserve">❌ Why Not Other Options?</w:t>
+      </w:r>
+    </w:p>
+    <w:p>
+      <w:r>
+        <w:t xml:space="preserve">(b) — Physiological jaundice appears after 24 hours and does not cause hypothermia.</w:t>
+      </w:r>
+    </w:p>
+    <w:p>
+      <w:r>
+        <w:t xml:space="preserve">(c) — This combination is never normal newborn behavior.</w:t>
+      </w:r>
+    </w:p>
+    <w:p>
+      <w:r>
+        <w:t xml:space="preserve">(d) — Teething is not a newborn phenomenon.</w:t>
+      </w:r>
+    </w:p>
+    <w:p>
+      <w:r>
+        <w:t xml:space="preserve">⚠️ Exam Trap: "Newborn danger signs = fever/hypothermia, poor feeding, lethargy, convulsions, respiratory distress" — any one demands immediate action.</w:t>
+      </w:r>
+    </w:p>
+    <w:p>
+      <w:r>
+        <w:t xml:space="preserve">💎 PNC Pearl: "Cold, sleepy, refusing to feed — a newborn in trouble needs warmth and a doctor now."</w:t>
+      </w:r>
+    </w:p>
+    <w:p>
+      <w:r>
+        <w:t xml:space="preserve">Positive Marks: 1</w:t>
+      </w:r>
+    </w:p>
+    <w:p>
+      <w:r>
+        <w:t xml:space="preserve">Negative Marks: 0.25</w:t>
+      </w:r>
+    </w:p>
+    <w:p>
+      <w:r>
+        <w:t xml:space="preserve"/>
+      </w:r>
+    </w:p>
+    <w:p>
+      <w:r>
+        <w:t xml:space="preserve">Question: The Mission Parivar Vikas programme of the Government of India aims to</w:t>
+      </w:r>
+    </w:p>
+    <w:p>
+      <w:r>
+        <w:t xml:space="preserve">(a) Increase access to contraceptives in high fertility districts</w:t>
+      </w:r>
+    </w:p>
+    <w:p>
+      <w:r>
+        <w:t xml:space="preserve">(b) Eradicate malaria</w:t>
+      </w:r>
+    </w:p>
+    <w:p>
+      <w:r>
+        <w:t xml:space="preserve">(c) Provide free cancer screening</w:t>
+      </w:r>
+    </w:p>
+    <w:p>
+      <w:r>
+        <w:t xml:space="preserve">(d) Promote exclusive breastfeeding only</w:t>
+      </w:r>
+    </w:p>
+    <w:p>
+      <w:r>
+        <w:t xml:space="preserve">Answer: a</w:t>
+      </w:r>
+    </w:p>
+    <w:p>
+      <w:r>
+        <w:t xml:space="preserve">Solution: ✅ Correct Answer: a</w:t>
+      </w:r>
+    </w:p>
+    <w:p>
+      <w:r>
+        <w:t xml:space="preserve">🧠 Clinical Rationale: Mission Parivar Vikas strengthens family planning services — contraceptives, counseling, and sterilization — in 146 high-fertility districts to bring down the total fertility rate.</w:t>
+      </w:r>
+    </w:p>
+    <w:p>
+      <w:r>
+        <w:t xml:space="preserve">❌ Why Not Other Options?</w:t>
+      </w:r>
+    </w:p>
+    <w:p>
+      <w:r>
+        <w:t xml:space="preserve">(b) — Malaria eradication is under NVBDCP/NSP.</w:t>
+      </w:r>
+    </w:p>
+    <w:p>
+      <w:r>
+        <w:t xml:space="preserve">(c) — Cancer screening is under NPCDCS.</w:t>
+      </w:r>
+    </w:p>
+    <w:p>
+      <w:r>
+        <w:t xml:space="preserve">(d) — Breastfeeding promotion is part of MAA programme, not MPV.</w:t>
+      </w:r>
+    </w:p>
+    <w:p>
+      <w:r>
+        <w:t xml:space="preserve">⚠️ Exam Trap: "Mission Parivar Vikas = family planning in 146 high-fertility districts" — the number 146 and its purpose are a standard health-programme MCQ.</w:t>
+      </w:r>
+    </w:p>
+    <w:p>
+      <w:r>
+        <w:t xml:space="preserve">💎 PNC Pearl: "Parivar Vikas = family planning push in the 146 districts where families grow fastest."</w:t>
+      </w:r>
+    </w:p>
+    <w:p>
+      <w:r>
+        <w:t xml:space="preserve">Positive Marks: 1</w:t>
+      </w:r>
+    </w:p>
+    <w:p>
+      <w:r>
+        <w:t xml:space="preserve">Negative Marks: 0.25</w:t>
+      </w:r>
+    </w:p>
+    <w:p>
+      <w:r>
+        <w:t xml:space="preserve"/>
+      </w:r>
+    </w:p>
+    <w:p>
+      <w:r>
+        <w:t xml:space="preserve">Question: In adult cardiac arrest, cardiopulmonary resuscitation should begin with</w:t>
+      </w:r>
+    </w:p>
+    <w:p>
+      <w:r>
+        <w:t xml:space="preserve">(a) Chest compressions</w:t>
+      </w:r>
+    </w:p>
+    <w:p>
+      <w:r>
+        <w:t xml:space="preserve">(b) Rescue breaths only</w:t>
+      </w:r>
+    </w:p>
+    <w:p>
+      <w:r>
+        <w:t xml:space="preserve">(c) Defibrillation before compressions</w:t>
+      </w:r>
+    </w:p>
+    <w:p>
+      <w:r>
+        <w:t xml:space="preserve">(d) Airway opening only</w:t>
+      </w:r>
+    </w:p>
+    <w:p>
+      <w:r>
+        <w:t xml:space="preserve">Answer: a</w:t>
+      </w:r>
+    </w:p>
+    <w:p>
+      <w:r>
+        <w:t xml:space="preserve">Solution: ✅ Correct Answer: a</w:t>
+      </w:r>
+    </w:p>
+    <w:p>
+      <w:r>
+        <w:t xml:space="preserve">🧠 Clinical Rationale: The AHA C-A-B sequence starts CPR with high-quality chest compressions immediately, then opens the airway and gives breaths — compressions maintain vital perfusion to the brain and heart.</w:t>
+      </w:r>
+    </w:p>
+    <w:p>
+      <w:r>
+        <w:t xml:space="preserve">❌ Why Not Other Options?</w:t>
+      </w:r>
+    </w:p>
+    <w:p>
+      <w:r>
+        <w:t xml:space="preserve">(b) — Rescue breaths alone do not circulate blood.</w:t>
+      </w:r>
+    </w:p>
+    <w:p>
+      <w:r>
+        <w:t xml:space="preserve">(c) — Compressions come before defibrillation is set up.</w:t>
+      </w:r>
+    </w:p>
+    <w:p>
+      <w:r>
+        <w:t xml:space="preserve">(d) — Airway opening alone delays the circulation that keeps organs alive.</w:t>
+      </w:r>
+    </w:p>
+    <w:p>
+      <w:r>
+        <w:t xml:space="preserve">⚠️ Exam Trap: "C-A-B = Compressions, Airway, Breathing." Push hard and fast (100-120/min, 5-6 cm deep) and minimize interruptions.</w:t>
+      </w:r>
+    </w:p>
+    <w:p>
+      <w:r>
+        <w:t xml:space="preserve">💎 PNC Pearl: "C-A-B: chest first — the pump matters most while the shock is being prepared."</w:t>
+      </w:r>
+    </w:p>
+    <w:p>
+      <w:r>
+        <w:t xml:space="preserve">Positive Marks: 1</w:t>
+      </w:r>
+    </w:p>
+    <w:p>
+      <w:r>
+        <w:t xml:space="preserve">Negative Marks: 0.25</w:t>
+      </w:r>
+    </w:p>
+    <w:p>
+      <w:r>
+        <w:t xml:space="preserve"/>
+      </w:r>
+    </w:p>
+    <w:p>
+      <w:r>
+        <w:t xml:space="preserve">Question: The vitamin synthesized in the skin when it is exposed to sunlight is</w:t>
+      </w:r>
+    </w:p>
+    <w:p>
+      <w:r>
+        <w:t xml:space="preserve">(a) Vitamin D</w:t>
+      </w:r>
+    </w:p>
+    <w:p>
+      <w:r>
+        <w:t xml:space="preserve">(b) Vitamin A</w:t>
+      </w:r>
+    </w:p>
+    <w:p>
+      <w:r>
+        <w:t xml:space="preserve">(c) Vitamin C</w:t>
+      </w:r>
+    </w:p>
+    <w:p>
+      <w:r>
+        <w:t xml:space="preserve">(d) Vitamin B12</w:t>
+      </w:r>
+    </w:p>
+    <w:p>
+      <w:r>
+        <w:t xml:space="preserve">Answer: a</w:t>
+      </w:r>
+    </w:p>
+    <w:p>
+      <w:r>
+        <w:t xml:space="preserve">Solution: ✅ Correct Answer: a</w:t>
+      </w:r>
+    </w:p>
+    <w:p>
+      <w:r>
+        <w:t xml:space="preserve">🧠 Clinical Rationale: Sunlight converts 7-dehydrocholesterol in the skin into vitamin D, which is essential for calcium absorption and bone health.</w:t>
+      </w:r>
+    </w:p>
+    <w:p>
+      <w:r>
+        <w:t xml:space="preserve">❌ Why Not Other Options?</w:t>
+      </w:r>
+    </w:p>
+    <w:p>
+      <w:r>
+        <w:t xml:space="preserve">(b) — Vitamin A comes from diet (liver, carrots, green vegetables).</w:t>
+      </w:r>
+    </w:p>
+    <w:p>
+      <w:r>
+        <w:t xml:space="preserve">(c) — Vitamin C comes from fresh fruits and vegetables.</w:t>
+      </w:r>
+    </w:p>
+    <w:p>
+      <w:r>
+        <w:t xml:space="preserve">(d) — Vitamin B12 comes from animal foods; deficiency causes megaloblastic anemia.</w:t>
+      </w:r>
+    </w:p>
+    <w:p>
+      <w:r>
+        <w:t xml:space="preserve">⚠️ Exam Trap: "Sunshine vitamin = D." Its deficiency causes rickets in children and osteomalacia in adults — the disease link is a common follow-up question.</w:t>
+      </w:r>
+    </w:p>
+    <w:p>
+      <w:r>
+        <w:t xml:space="preserve">💎 PNC Pearl: "Sunshine makes vitamin D — the only vitamin the skin can cook."</w:t>
+      </w:r>
+    </w:p>
+    <w:p>
+      <w:r>
+        <w:t xml:space="preserve">Positive Marks: 1</w:t>
+      </w:r>
+    </w:p>
+    <w:p>
+      <w:r>
+        <w:t xml:space="preserve">Negative Marks: 0.25</w:t>
+      </w:r>
+    </w:p>
+    <w:p>
+      <w:r>
+        <w:t xml:space="preserve"/>
+      </w:r>
+    </w:p>
+    <w:p>
+      <w:r>
+        <w:t xml:space="preserve">Question: A nursing audit is primarily conducted to</w:t>
+      </w:r>
+    </w:p>
+    <w:p>
+      <w:r>
+        <w:t xml:space="preserve">(a) Evaluate the quality of nursing care provided</w:t>
+      </w:r>
+    </w:p>
+    <w:p>
+      <w:r>
+        <w:t xml:space="preserve">(b) Punish erring nurses</w:t>
+      </w:r>
+    </w:p>
+    <w:p>
+      <w:r>
+        <w:t xml:space="preserve">(c) Reduce the nurse-patient ratio</w:t>
+      </w:r>
+    </w:p>
+    <w:p>
+      <w:r>
+        <w:t xml:space="preserve">(d) Prepare the duty roster</w:t>
+      </w:r>
+    </w:p>
+    <w:p>
+      <w:r>
+        <w:t xml:space="preserve">Answer: a</w:t>
+      </w:r>
+    </w:p>
+    <w:p>
+      <w:r>
+        <w:t xml:space="preserve">Solution: ✅ Correct Answer: a</w:t>
+      </w:r>
+    </w:p>
+    <w:p>
+      <w:r>
+        <w:t xml:space="preserve">🧠 Clinical Rationale: A nursing audit systematically compares documented care against standards to evaluate and improve the QUALITY of care — its purpose is improvement, not punishment.</w:t>
+      </w:r>
+    </w:p>
+    <w:p>
+      <w:r>
+        <w:t xml:space="preserve">❌ Why Not Other Options?</w:t>
+      </w:r>
+    </w:p>
+    <w:p>
+      <w:r>
+        <w:t xml:space="preserve">(b) — The audit's goal is improvement, not punishment.</w:t>
+      </w:r>
+    </w:p>
+    <w:p>
+      <w:r>
+        <w:t xml:space="preserve">(c) — Reducing staff ratios is not an audit goal.</w:t>
+      </w:r>
+    </w:p>
+    <w:p>
+      <w:r>
+        <w:t xml:space="preserve">(d) — Preparing rosters is a management task, not an audit.</w:t>
+      </w:r>
+    </w:p>
+    <w:p>
+      <w:r>
+        <w:t xml:space="preserve">⚠️ Exam Trap: "Audit = evaluate care quality against standards." A retrospective audit reviews records after discharge; a concurrent audit happens during care.</w:t>
+      </w:r>
+    </w:p>
+    <w:p>
+      <w:r>
+        <w:t xml:space="preserve">💎 PNC Pearl: "Audit is the mirror of care — it shows the quality so nurses can improve it."</w:t>
+      </w:r>
+    </w:p>
+    <w:p>
+      <w:r>
+        <w:t xml:space="preserve">Positive Marks: 1</w:t>
+      </w:r>
+    </w:p>
+    <w:p>
+      <w:r>
+        <w:t xml:space="preserve">Negative Marks: 0.25</w:t>
       </w:r>
     </w:p>
     <w:sectPr>
       <w:pgSz w:w="12240" w:h="15840"/>
-      <w:pgMar w:top="864" w:right="1008" w:bottom="864" w:left="1008" w:header="720" w:footer="720" w:gutter="0"/>
+      <w:pgMar w:top="1440" w:right="1800" w:bottom="1440" w:left="1800" w:header="720" w:footer="720" w:gutter="0"/>
       <w:cols w:space="720"/>
       <w:docGrid w:linePitch="360"/>
     </w:sectPr>
@@ -2535,10 +2060,6 @@
     <w:name w:val="Normal"/>
     <w:qFormat/>
     <w:rsid w:val="00FC693F"/>
-    <w:rPr>
-      <w:rFonts w:ascii="Calibri" w:hAnsi="Calibri"/>
-      <w:sz w:val="22"/>
-    </w:rPr>
   </w:style>
   <w:style w:type="paragraph" w:styleId="Header">
     <w:name w:val="header"/>
